--- a/Queries.docx
+++ b/Queries.docx
@@ -179,28 +179,20 @@
           <w:sz w:val="20"/>
         </w:rPr>
       </w:pPr>
-      <w:proofErr w:type="spellStart"/>
-      <w:proofErr w:type="gramStart"/>
-      <w:r>
-        <w:rPr>
-          <w:sz w:val="20"/>
-        </w:rPr>
-        <w:t>db.profiles</w:t>
-      </w:r>
-      <w:proofErr w:type="gramEnd"/>
-      <w:r>
-        <w:rPr>
-          <w:sz w:val="20"/>
-        </w:rPr>
-        <w:t>.insertMany</w:t>
-      </w:r>
-      <w:proofErr w:type="spellEnd"/>
-      <w:r>
-        <w:rPr>
-          <w:sz w:val="20"/>
-        </w:rPr>
-        <w:t>([</w:t>
-      </w:r>
+      <w:r>
+        <w:rPr>
+          <w:sz w:val="20"/>
+        </w:rPr>
+        <w:t xml:space="preserve">use </w:t>
+      </w:r>
+      <w:proofErr w:type="spellStart"/>
+      <w:r>
+        <w:rPr>
+          <w:sz w:val="20"/>
+        </w:rPr>
+        <w:t>users_manager</w:t>
+      </w:r>
+      <w:proofErr w:type="spellEnd"/>
     </w:p>
     <w:p>
       <w:pPr>
@@ -210,151 +202,27 @@
           <w:sz w:val="20"/>
         </w:rPr>
       </w:pPr>
-      <w:r>
-        <w:rPr>
-          <w:sz w:val="20"/>
-        </w:rPr>
-        <w:t>{</w:t>
-      </w:r>
-      <w:proofErr w:type="spellStart"/>
-      <w:r>
-        <w:rPr>
-          <w:sz w:val="20"/>
-        </w:rPr>
-        <w:t>type</w:t>
-      </w:r>
-      <w:proofErr w:type="spellEnd"/>
-      <w:r>
-        <w:rPr>
-          <w:sz w:val="20"/>
-        </w:rPr>
-        <w:t>: "</w:t>
-      </w:r>
-      <w:proofErr w:type="spellStart"/>
-      <w:r>
-        <w:rPr>
-          <w:sz w:val="20"/>
-        </w:rPr>
-        <w:t>Admin</w:t>
-      </w:r>
-      <w:proofErr w:type="spellEnd"/>
-      <w:r>
-        <w:rPr>
-          <w:sz w:val="20"/>
-        </w:rPr>
-        <w:t xml:space="preserve">", email: "sanz@sandia.com", </w:t>
-      </w:r>
-      <w:proofErr w:type="spellStart"/>
-      <w:r>
-        <w:rPr>
-          <w:sz w:val="20"/>
-        </w:rPr>
-        <w:t>username</w:t>
-      </w:r>
-      <w:proofErr w:type="spellEnd"/>
-      <w:r>
-        <w:rPr>
-          <w:sz w:val="20"/>
-        </w:rPr>
-        <w:t>: "</w:t>
-      </w:r>
-      <w:proofErr w:type="spellStart"/>
-      <w:r>
-        <w:rPr>
-          <w:sz w:val="20"/>
-        </w:rPr>
-        <w:t>saiez</w:t>
-      </w:r>
-      <w:proofErr w:type="spellEnd"/>
-      <w:r>
-        <w:rPr>
-          <w:sz w:val="20"/>
-        </w:rPr>
-        <w:t xml:space="preserve">", </w:t>
-      </w:r>
-      <w:proofErr w:type="spellStart"/>
-      <w:r>
-        <w:rPr>
-          <w:sz w:val="20"/>
-        </w:rPr>
-        <w:t>password</w:t>
-      </w:r>
-      <w:proofErr w:type="spellEnd"/>
-      <w:r>
-        <w:rPr>
-          <w:sz w:val="20"/>
-        </w:rPr>
-        <w:t xml:space="preserve">: "Qwerty1234", </w:t>
-      </w:r>
-      <w:proofErr w:type="spellStart"/>
-      <w:r>
-        <w:rPr>
-          <w:sz w:val="20"/>
-        </w:rPr>
-        <w:t>name</w:t>
-      </w:r>
-      <w:proofErr w:type="spellEnd"/>
-      <w:r>
-        <w:rPr>
-          <w:sz w:val="20"/>
-        </w:rPr>
-        <w:t xml:space="preserve">: "Sandia", </w:t>
-      </w:r>
-      <w:proofErr w:type="spellStart"/>
-      <w:r>
-        <w:rPr>
-          <w:sz w:val="20"/>
-        </w:rPr>
-        <w:t>lastname</w:t>
-      </w:r>
-      <w:proofErr w:type="spellEnd"/>
-      <w:r>
-        <w:rPr>
-          <w:sz w:val="20"/>
-        </w:rPr>
-        <w:t>: "</w:t>
-      </w:r>
-      <w:proofErr w:type="spellStart"/>
-      <w:r>
-        <w:rPr>
-          <w:sz w:val="20"/>
-        </w:rPr>
-        <w:t>Sandiez</w:t>
-      </w:r>
-      <w:proofErr w:type="spellEnd"/>
-      <w:r>
-        <w:rPr>
-          <w:sz w:val="20"/>
-        </w:rPr>
-        <w:t xml:space="preserve">", </w:t>
-      </w:r>
-      <w:proofErr w:type="spellStart"/>
-      <w:r>
-        <w:rPr>
-          <w:sz w:val="20"/>
-        </w:rPr>
-        <w:t>telephone</w:t>
-      </w:r>
-      <w:proofErr w:type="spellEnd"/>
-      <w:r>
-        <w:rPr>
-          <w:sz w:val="20"/>
-        </w:rPr>
-        <w:t xml:space="preserve">: "666887755", </w:t>
-      </w:r>
-      <w:proofErr w:type="spellStart"/>
-      <w:r>
-        <w:rPr>
-          <w:sz w:val="20"/>
-        </w:rPr>
-        <w:t>currentAccount</w:t>
-      </w:r>
-      <w:proofErr w:type="spellEnd"/>
-      <w:r>
-        <w:rPr>
-          <w:sz w:val="20"/>
-        </w:rPr>
-        <w:t>: "4434166572341889"},</w:t>
+      <w:proofErr w:type="spellStart"/>
+      <w:proofErr w:type="gramStart"/>
+      <w:r>
+        <w:rPr>
+          <w:sz w:val="20"/>
+        </w:rPr>
+        <w:t>db.profiles</w:t>
+      </w:r>
+      <w:proofErr w:type="gramEnd"/>
+      <w:r>
+        <w:rPr>
+          <w:sz w:val="20"/>
+        </w:rPr>
+        <w:t>.insertMany</w:t>
+      </w:r>
+      <w:proofErr w:type="spellEnd"/>
+      <w:r>
+        <w:rPr>
+          <w:sz w:val="20"/>
+        </w:rPr>
+        <w:t>([</w:t>
       </w:r>
     </w:p>
     <w:p>
@@ -362,7 +230,7 @@
         <w:spacing w:line="240" w:lineRule="auto"/>
         <w:ind w:left="360"/>
         <w:rPr>
-          <w:b/>
+          <w:sz w:val="20"/>
         </w:rPr>
       </w:pPr>
       <w:r>
@@ -397,7 +265,254 @@
         <w:rPr>
           <w:sz w:val="20"/>
         </w:rPr>
-        <w:t xml:space="preserve">", email: "say@sandia.com", </w:t>
+        <w:t>", email: "</w:t>
+      </w:r>
+      <w:r>
+        <w:rPr>
+          <w:sz w:val="20"/>
+        </w:rPr>
+        <w:t>sandy@sandia2517352.com</w:t>
+      </w:r>
+      <w:r>
+        <w:rPr>
+          <w:sz w:val="20"/>
+        </w:rPr>
+        <w:t xml:space="preserve">", </w:t>
+      </w:r>
+      <w:proofErr w:type="spellStart"/>
+      <w:r>
+        <w:rPr>
+          <w:sz w:val="20"/>
+        </w:rPr>
+        <w:t>username</w:t>
+      </w:r>
+      <w:proofErr w:type="spellEnd"/>
+      <w:r>
+        <w:rPr>
+          <w:sz w:val="20"/>
+        </w:rPr>
+        <w:t>: "</w:t>
+      </w:r>
+      <w:r>
+        <w:rPr>
+          <w:sz w:val="20"/>
+        </w:rPr>
+        <w:t xml:space="preserve"> </w:t>
+      </w:r>
+      <w:proofErr w:type="spellStart"/>
+      <w:r>
+        <w:rPr>
+          <w:sz w:val="20"/>
+        </w:rPr>
+        <w:t>saiez</w:t>
+      </w:r>
+      <w:proofErr w:type="spellEnd"/>
+      <w:r>
+        <w:rPr>
+          <w:sz w:val="20"/>
+        </w:rPr>
+        <w:t xml:space="preserve"> </w:t>
+      </w:r>
+      <w:r>
+        <w:rPr>
+          <w:sz w:val="20"/>
+        </w:rPr>
+        <w:t xml:space="preserve">", </w:t>
+      </w:r>
+      <w:proofErr w:type="spellStart"/>
+      <w:r>
+        <w:rPr>
+          <w:sz w:val="20"/>
+        </w:rPr>
+        <w:t>password</w:t>
+      </w:r>
+      <w:proofErr w:type="spellEnd"/>
+      <w:r>
+        <w:rPr>
+          <w:sz w:val="20"/>
+        </w:rPr>
+        <w:t xml:space="preserve">: "Qwerty1234", </w:t>
+      </w:r>
+      <w:proofErr w:type="spellStart"/>
+      <w:r>
+        <w:rPr>
+          <w:sz w:val="20"/>
+        </w:rPr>
+        <w:t>name</w:t>
+      </w:r>
+      <w:proofErr w:type="spellEnd"/>
+      <w:r>
+        <w:rPr>
+          <w:sz w:val="20"/>
+        </w:rPr>
+        <w:t>: "</w:t>
+      </w:r>
+      <w:r>
+        <w:rPr>
+          <w:sz w:val="20"/>
+        </w:rPr>
+        <w:t xml:space="preserve"> </w:t>
+      </w:r>
+      <w:r>
+        <w:rPr>
+          <w:sz w:val="20"/>
+        </w:rPr>
+        <w:t xml:space="preserve">Sandia", </w:t>
+      </w:r>
+      <w:proofErr w:type="spellStart"/>
+      <w:r>
+        <w:rPr>
+          <w:sz w:val="20"/>
+        </w:rPr>
+        <w:t>lastname</w:t>
+      </w:r>
+      <w:proofErr w:type="spellEnd"/>
+      <w:r>
+        <w:rPr>
+          <w:sz w:val="20"/>
+        </w:rPr>
+        <w:t>: "</w:t>
+      </w:r>
+      <w:proofErr w:type="spellStart"/>
+      <w:r>
+        <w:rPr>
+          <w:sz w:val="20"/>
+        </w:rPr>
+        <w:t>Sandiez</w:t>
+      </w:r>
+      <w:proofErr w:type="spellEnd"/>
+      <w:r>
+        <w:rPr>
+          <w:sz w:val="20"/>
+        </w:rPr>
+        <w:t xml:space="preserve">", </w:t>
+      </w:r>
+      <w:proofErr w:type="spellStart"/>
+      <w:r>
+        <w:rPr>
+          <w:sz w:val="20"/>
+        </w:rPr>
+        <w:t>telephone</w:t>
+      </w:r>
+      <w:proofErr w:type="spellEnd"/>
+      <w:r>
+        <w:rPr>
+          <w:sz w:val="20"/>
+        </w:rPr>
+        <w:t xml:space="preserve">: "666887755", </w:t>
+      </w:r>
+      <w:proofErr w:type="spellStart"/>
+      <w:r>
+        <w:rPr>
+          <w:sz w:val="20"/>
+        </w:rPr>
+        <w:t>gender</w:t>
+      </w:r>
+      <w:proofErr w:type="spellEnd"/>
+      <w:r>
+        <w:rPr>
+          <w:sz w:val="20"/>
+        </w:rPr>
+        <w:t>: "</w:t>
+      </w:r>
+      <w:r>
+        <w:rPr>
+          <w:sz w:val="20"/>
+        </w:rPr>
+        <w:t>FEMALE</w:t>
+      </w:r>
+      <w:r>
+        <w:rPr>
+          <w:sz w:val="20"/>
+        </w:rPr>
+        <w:t xml:space="preserve">", </w:t>
+      </w:r>
+      <w:proofErr w:type="spellStart"/>
+      <w:r>
+        <w:rPr>
+          <w:sz w:val="20"/>
+        </w:rPr>
+        <w:t>card</w:t>
+      </w:r>
+      <w:proofErr w:type="spellEnd"/>
+      <w:r>
+        <w:rPr>
+          <w:sz w:val="20"/>
+        </w:rPr>
+        <w:t>: "4434166572341889"}</w:t>
+      </w:r>
+      <w:r>
+        <w:rPr>
+          <w:sz w:val="20"/>
+        </w:rPr>
+        <w:t>,</w:t>
+      </w:r>
+    </w:p>
+    <w:p>
+      <w:pPr>
+        <w:spacing w:line="240" w:lineRule="auto"/>
+        <w:ind w:left="360"/>
+        <w:rPr>
+          <w:b/>
+        </w:rPr>
+      </w:pPr>
+      <w:r>
+        <w:rPr>
+          <w:sz w:val="20"/>
+        </w:rPr>
+        <w:t>{</w:t>
+      </w:r>
+      <w:proofErr w:type="spellStart"/>
+      <w:r>
+        <w:rPr>
+          <w:sz w:val="20"/>
+        </w:rPr>
+        <w:t>type</w:t>
+      </w:r>
+      <w:proofErr w:type="spellEnd"/>
+      <w:r>
+        <w:rPr>
+          <w:sz w:val="20"/>
+        </w:rPr>
+        <w:t>: "</w:t>
+      </w:r>
+      <w:proofErr w:type="spellStart"/>
+      <w:r>
+        <w:rPr>
+          <w:sz w:val="20"/>
+        </w:rPr>
+        <w:t>User</w:t>
+      </w:r>
+      <w:proofErr w:type="spellEnd"/>
+      <w:r>
+        <w:rPr>
+          <w:sz w:val="20"/>
+        </w:rPr>
+        <w:t>", email: "say@</w:t>
+      </w:r>
+      <w:r>
+        <w:rPr>
+          <w:sz w:val="20"/>
+        </w:rPr>
+        <w:t>sample-</w:t>
+      </w:r>
+      <w:r>
+        <w:rPr>
+          <w:sz w:val="20"/>
+        </w:rPr>
+        <w:t>sandia.</w:t>
+      </w:r>
+      <w:r>
+        <w:rPr>
+          <w:sz w:val="20"/>
+        </w:rPr>
+        <w:t>es</w:t>
+      </w:r>
+      <w:r>
+        <w:rPr>
+          <w:sz w:val="20"/>
+        </w:rPr>
+        <w:t xml:space="preserve">", </w:t>
       </w:r>
       <w:proofErr w:type="spellStart"/>
       <w:r>
@@ -567,6 +682,84 @@
         <w:rPr>
           <w:b/>
         </w:rPr>
+        <w:t xml:space="preserve">Pipeline to </w:t>
+      </w:r>
+      <w:proofErr w:type="spellStart"/>
+      <w:r>
+        <w:rPr>
+          <w:b/>
+        </w:rPr>
+        <w:t>find</w:t>
+      </w:r>
+      <w:proofErr w:type="spellEnd"/>
+      <w:r>
+        <w:rPr>
+          <w:b/>
+        </w:rPr>
+        <w:t xml:space="preserve"> </w:t>
+      </w:r>
+      <w:proofErr w:type="spellStart"/>
+      <w:r>
+        <w:rPr>
+          <w:b/>
+        </w:rPr>
+        <w:t>Users</w:t>
+      </w:r>
+      <w:proofErr w:type="spellEnd"/>
+      <w:r>
+        <w:rPr>
+          <w:b/>
+        </w:rPr>
+        <w:t xml:space="preserve"> </w:t>
+      </w:r>
+      <w:proofErr w:type="spellStart"/>
+      <w:r>
+        <w:rPr>
+          <w:b/>
+        </w:rPr>
+        <w:t>with</w:t>
+      </w:r>
+      <w:proofErr w:type="spellEnd"/>
+      <w:r>
+        <w:rPr>
+          <w:b/>
+        </w:rPr>
+        <w:t xml:space="preserve"> emails </w:t>
+      </w:r>
+      <w:proofErr w:type="spellStart"/>
+      <w:r>
+        <w:rPr>
+          <w:b/>
+        </w:rPr>
+        <w:t>from</w:t>
+      </w:r>
+      <w:proofErr w:type="spellEnd"/>
+      <w:r>
+        <w:rPr>
+          <w:b/>
+        </w:rPr>
+        <w:t xml:space="preserve"> sandia </w:t>
+      </w:r>
+      <w:proofErr w:type="spellStart"/>
+      <w:r>
+        <w:rPr>
+          <w:b/>
+        </w:rPr>
+        <w:t>domain</w:t>
+      </w:r>
+      <w:proofErr w:type="spellEnd"/>
+      <w:r>
+        <w:rPr>
+          <w:b/>
+        </w:rPr>
+        <w:t xml:space="preserve"> variations</w:t>
+      </w:r>
+      <w:bookmarkStart w:id="0" w:name="_GoBack"/>
+      <w:bookmarkEnd w:id="0"/>
+      <w:r>
+        <w:rPr>
+          <w:b/>
+        </w:rPr>
         <w:t>:</w:t>
       </w:r>
     </w:p>
@@ -574,26 +767,363 @@
       <w:pPr>
         <w:spacing w:line="240" w:lineRule="auto"/>
         <w:ind w:left="360"/>
-      </w:pPr>
-      <w:proofErr w:type="spellStart"/>
-      <w:r>
-        <w:rPr>
-          <w:sz w:val="20"/>
-        </w:rPr>
-        <w:t>db</w:t>
-      </w:r>
-      <w:proofErr w:type="spellEnd"/>
-      <w:r>
-        <w:rPr>
-          <w:sz w:val="20"/>
-        </w:rPr>
-        <w:t>.</w:t>
+        <w:rPr>
+          <w:sz w:val="20"/>
+        </w:rPr>
+      </w:pPr>
+      <w:proofErr w:type="spellStart"/>
+      <w:proofErr w:type="gramStart"/>
+      <w:r>
+        <w:rPr>
+          <w:sz w:val="20"/>
+        </w:rPr>
+        <w:t>db.profiles</w:t>
+      </w:r>
+      <w:proofErr w:type="gramEnd"/>
+      <w:r>
+        <w:rPr>
+          <w:sz w:val="20"/>
+        </w:rPr>
+        <w:t>.aggregate</w:t>
+      </w:r>
+      <w:proofErr w:type="spellEnd"/>
+      <w:r>
+        <w:rPr>
+          <w:sz w:val="20"/>
+        </w:rPr>
+        <w:t>([</w:t>
       </w:r>
     </w:p>
     <w:p>
       <w:pPr>
         <w:spacing w:line="240" w:lineRule="auto"/>
-      </w:pPr>
+        <w:ind w:left="360"/>
+        <w:rPr>
+          <w:sz w:val="20"/>
+        </w:rPr>
+      </w:pPr>
+      <w:r>
+        <w:rPr>
+          <w:sz w:val="20"/>
+        </w:rPr>
+        <w:t xml:space="preserve">  {$match: {</w:t>
+      </w:r>
+      <w:proofErr w:type="spellStart"/>
+      <w:r>
+        <w:rPr>
+          <w:sz w:val="20"/>
+        </w:rPr>
+        <w:t>type</w:t>
+      </w:r>
+      <w:proofErr w:type="spellEnd"/>
+      <w:r>
+        <w:rPr>
+          <w:sz w:val="20"/>
+        </w:rPr>
+        <w:t>:</w:t>
+      </w:r>
+      <w:r>
+        <w:rPr>
+          <w:sz w:val="20"/>
+        </w:rPr>
+        <w:t xml:space="preserve"> </w:t>
+      </w:r>
+      <w:r>
+        <w:rPr>
+          <w:sz w:val="20"/>
+        </w:rPr>
+        <w:t>"</w:t>
+      </w:r>
+      <w:proofErr w:type="spellStart"/>
+      <w:r>
+        <w:rPr>
+          <w:sz w:val="20"/>
+        </w:rPr>
+        <w:t>User</w:t>
+      </w:r>
+      <w:proofErr w:type="spellEnd"/>
+      <w:r>
+        <w:rPr>
+          <w:sz w:val="20"/>
+        </w:rPr>
+        <w:t>", $</w:t>
+      </w:r>
+      <w:proofErr w:type="spellStart"/>
+      <w:r>
+        <w:rPr>
+          <w:sz w:val="20"/>
+        </w:rPr>
+        <w:t>or</w:t>
+      </w:r>
+      <w:proofErr w:type="spellEnd"/>
+      <w:r>
+        <w:rPr>
+          <w:sz w:val="20"/>
+        </w:rPr>
+        <w:t>: [{email: {$</w:t>
+      </w:r>
+      <w:proofErr w:type="spellStart"/>
+      <w:r>
+        <w:rPr>
+          <w:sz w:val="20"/>
+        </w:rPr>
+        <w:t>regex</w:t>
+      </w:r>
+      <w:proofErr w:type="spellEnd"/>
+      <w:r>
+        <w:rPr>
+          <w:sz w:val="20"/>
+        </w:rPr>
+        <w:t>:</w:t>
+      </w:r>
+      <w:r>
+        <w:rPr>
+          <w:sz w:val="20"/>
+        </w:rPr>
+        <w:t xml:space="preserve"> </w:t>
+      </w:r>
+      <w:r>
+        <w:rPr>
+          <w:sz w:val="20"/>
+        </w:rPr>
+        <w:t>"sandia.com"}},</w:t>
+      </w:r>
+      <w:r>
+        <w:rPr>
+          <w:sz w:val="20"/>
+        </w:rPr>
+        <w:t xml:space="preserve"> </w:t>
+      </w:r>
+      <w:r>
+        <w:rPr>
+          <w:sz w:val="20"/>
+        </w:rPr>
+        <w:t>{email:</w:t>
+      </w:r>
+      <w:r>
+        <w:rPr>
+          <w:sz w:val="20"/>
+        </w:rPr>
+        <w:t xml:space="preserve"> </w:t>
+      </w:r>
+      <w:r>
+        <w:rPr>
+          <w:sz w:val="20"/>
+        </w:rPr>
+        <w:t>/@sandia/}]}},</w:t>
+      </w:r>
+    </w:p>
+    <w:p>
+      <w:pPr>
+        <w:spacing w:line="240" w:lineRule="auto"/>
+        <w:ind w:left="360"/>
+        <w:rPr>
+          <w:sz w:val="20"/>
+        </w:rPr>
+      </w:pPr>
+      <w:r>
+        <w:rPr>
+          <w:sz w:val="20"/>
+        </w:rPr>
+        <w:t xml:space="preserve">  {</w:t>
+      </w:r>
+      <w:r>
+        <w:rPr>
+          <w:sz w:val="20"/>
+        </w:rPr>
+        <w:t>$</w:t>
+      </w:r>
+      <w:proofErr w:type="spellStart"/>
+      <w:r>
+        <w:rPr>
+          <w:sz w:val="20"/>
+        </w:rPr>
+        <w:t>group</w:t>
+      </w:r>
+      <w:proofErr w:type="spellEnd"/>
+      <w:r>
+        <w:rPr>
+          <w:sz w:val="20"/>
+        </w:rPr>
+        <w:t>: {_id: "$</w:t>
+      </w:r>
+      <w:proofErr w:type="spellStart"/>
+      <w:r>
+        <w:rPr>
+          <w:sz w:val="20"/>
+        </w:rPr>
+        <w:t>type</w:t>
+      </w:r>
+      <w:proofErr w:type="spellEnd"/>
+      <w:r>
+        <w:rPr>
+          <w:sz w:val="20"/>
+        </w:rPr>
+        <w:t>",</w:t>
+      </w:r>
+    </w:p>
+    <w:p>
+      <w:pPr>
+        <w:spacing w:line="240" w:lineRule="auto"/>
+        <w:ind w:left="360"/>
+        <w:rPr>
+          <w:sz w:val="20"/>
+        </w:rPr>
+      </w:pPr>
+      <w:r>
+        <w:rPr>
+          <w:sz w:val="20"/>
+        </w:rPr>
+        <w:t xml:space="preserve">   </w:t>
+      </w:r>
+      <w:r>
+        <w:rPr>
+          <w:sz w:val="20"/>
+        </w:rPr>
+        <w:t xml:space="preserve">          </w:t>
+      </w:r>
+      <w:proofErr w:type="spellStart"/>
+      <w:r>
+        <w:rPr>
+          <w:sz w:val="20"/>
+        </w:rPr>
+        <w:t>Total_Sandia_Users</w:t>
+      </w:r>
+      <w:proofErr w:type="spellEnd"/>
+      <w:r>
+        <w:rPr>
+          <w:sz w:val="20"/>
+        </w:rPr>
+        <w:t>: {$sum: 1</w:t>
+      </w:r>
+      <w:r>
+        <w:rPr>
+          <w:sz w:val="20"/>
+        </w:rPr>
+        <w:t>},</w:t>
+      </w:r>
+    </w:p>
+    <w:p>
+      <w:pPr>
+        <w:spacing w:line="240" w:lineRule="auto"/>
+        <w:ind w:left="360"/>
+        <w:rPr>
+          <w:sz w:val="20"/>
+        </w:rPr>
+      </w:pPr>
+      <w:r>
+        <w:rPr>
+          <w:sz w:val="20"/>
+        </w:rPr>
+        <w:t xml:space="preserve">             </w:t>
+      </w:r>
+      <w:proofErr w:type="spellStart"/>
+      <w:r>
+        <w:rPr>
+          <w:sz w:val="20"/>
+        </w:rPr>
+        <w:t>SANDIA_emails</w:t>
+      </w:r>
+      <w:proofErr w:type="spellEnd"/>
+      <w:r>
+        <w:rPr>
+          <w:sz w:val="20"/>
+        </w:rPr>
+        <w:t>: {</w:t>
+      </w:r>
+      <w:r>
+        <w:rPr>
+          <w:sz w:val="20"/>
+        </w:rPr>
+        <w:t>$</w:t>
+      </w:r>
+      <w:proofErr w:type="spellStart"/>
+      <w:r>
+        <w:rPr>
+          <w:sz w:val="20"/>
+        </w:rPr>
+        <w:t>push</w:t>
+      </w:r>
+      <w:proofErr w:type="spellEnd"/>
+      <w:r>
+        <w:rPr>
+          <w:sz w:val="20"/>
+        </w:rPr>
+        <w:t xml:space="preserve">:  </w:t>
+      </w:r>
+    </w:p>
+    <w:p>
+      <w:pPr>
+        <w:spacing w:line="240" w:lineRule="auto"/>
+        <w:ind w:left="360"/>
+        <w:rPr>
+          <w:sz w:val="20"/>
+        </w:rPr>
+      </w:pPr>
+      <w:r>
+        <w:rPr>
+          <w:sz w:val="20"/>
+        </w:rPr>
+        <w:t xml:space="preserve">             {</w:t>
+      </w:r>
+      <w:proofErr w:type="spellStart"/>
+      <w:r>
+        <w:rPr>
+          <w:sz w:val="20"/>
+        </w:rPr>
+        <w:t>username</w:t>
+      </w:r>
+      <w:proofErr w:type="spellEnd"/>
+      <w:r>
+        <w:rPr>
+          <w:sz w:val="20"/>
+        </w:rPr>
+        <w:t>: "$</w:t>
+      </w:r>
+      <w:proofErr w:type="spellStart"/>
+      <w:r>
+        <w:rPr>
+          <w:sz w:val="20"/>
+        </w:rPr>
+        <w:t>username</w:t>
+      </w:r>
+      <w:proofErr w:type="spellEnd"/>
+      <w:r>
+        <w:rPr>
+          <w:sz w:val="20"/>
+        </w:rPr>
+        <w:t>", ema</w:t>
+      </w:r>
+      <w:r>
+        <w:rPr>
+          <w:sz w:val="20"/>
+        </w:rPr>
+        <w:t>il: "$email"</w:t>
+      </w:r>
+      <w:r>
+        <w:rPr>
+          <w:sz w:val="20"/>
+        </w:rPr>
+        <w:t>}}</w:t>
+      </w:r>
+    </w:p>
+    <w:p>
+      <w:pPr>
+        <w:spacing w:line="240" w:lineRule="auto"/>
+        <w:ind w:left="360"/>
+      </w:pPr>
+      <w:r>
+        <w:rPr>
+          <w:sz w:val="20"/>
+        </w:rPr>
+        <w:t xml:space="preserve">             }}])</w:t>
+      </w:r>
+      <w:r>
+        <w:rPr>
+          <w:sz w:val="20"/>
+        </w:rPr>
+        <w:br/>
+      </w:r>
     </w:p>
     <w:p>
       <w:pPr>
@@ -1414,6 +1944,7 @@
         <w:rPr>
           <w:b/>
         </w:rPr>
+        <w:lastRenderedPageBreak/>
         <w:t>Update</w:t>
       </w:r>
       <w:proofErr w:type="spellEnd"/>
@@ -1470,9 +2001,15 @@
         <w:rPr>
           <w:b/>
         </w:rPr>
-        <w:t>name:</w:t>
-      </w:r>
-      <w:proofErr w:type="spellEnd"/>
+        <w:t>name</w:t>
+      </w:r>
+      <w:proofErr w:type="spellEnd"/>
+      <w:r>
+        <w:rPr>
+          <w:b/>
+        </w:rPr>
+        <w:t>:</w:t>
+      </w:r>
     </w:p>
     <w:p>
       <w:pPr>
@@ -1791,7 +2328,6 @@
         <w:spacing w:line="240" w:lineRule="auto"/>
         <w:ind w:left="360"/>
       </w:pPr>
-      <w:bookmarkStart w:id="0" w:name="_GoBack"/>
       <w:proofErr w:type="spellStart"/>
       <w:proofErr w:type="gramStart"/>
       <w:r>
@@ -1940,7 +2476,6 @@
         </w:rPr>
         <w:t>: { $sum: 1 }}}])</w:t>
       </w:r>
-      <w:bookmarkEnd w:id="0"/>
     </w:p>
     <w:sectPr>
       <w:pgSz w:w="11906" w:h="16838"/>

--- a/Queries.docx
+++ b/Queries.docx
@@ -87,6 +87,1117 @@
         </w:rPr>
         <w:t>Alex</w:t>
       </w:r>
+    </w:p>
+    <w:p>
+      <w:pPr>
+        <w:pStyle w:val="Prrafodelista"/>
+        <w:numPr>
+          <w:ilvl w:val="0"/>
+          <w:numId w:val="12"/>
+        </w:numPr>
+        <w:spacing w:line="240" w:lineRule="auto"/>
+        <w:rPr>
+          <w:b/>
+        </w:rPr>
+      </w:pPr>
+      <w:proofErr w:type="spellStart"/>
+      <w:r>
+        <w:rPr>
+          <w:b/>
+        </w:rPr>
+        <w:t>Add</w:t>
+      </w:r>
+      <w:proofErr w:type="spellEnd"/>
+      <w:r>
+        <w:rPr>
+          <w:b/>
+        </w:rPr>
+        <w:t xml:space="preserve"> </w:t>
+      </w:r>
+      <w:proofErr w:type="spellStart"/>
+      <w:r>
+        <w:rPr>
+          <w:b/>
+        </w:rPr>
+        <w:t>many</w:t>
+      </w:r>
+      <w:proofErr w:type="spellEnd"/>
+      <w:r>
+        <w:rPr>
+          <w:b/>
+        </w:rPr>
+        <w:t xml:space="preserve"> </w:t>
+      </w:r>
+      <w:proofErr w:type="spellStart"/>
+      <w:r>
+        <w:rPr>
+          <w:b/>
+        </w:rPr>
+        <w:t>Users</w:t>
+      </w:r>
+      <w:proofErr w:type="spellEnd"/>
+      <w:r>
+        <w:rPr>
+          <w:b/>
+        </w:rPr>
+        <w:t xml:space="preserve"> to </w:t>
+      </w:r>
+      <w:proofErr w:type="spellStart"/>
+      <w:r>
+        <w:rPr>
+          <w:b/>
+        </w:rPr>
+        <w:t>the</w:t>
+      </w:r>
+      <w:proofErr w:type="spellEnd"/>
+      <w:r>
+        <w:rPr>
+          <w:b/>
+        </w:rPr>
+        <w:t xml:space="preserve"> </w:t>
+      </w:r>
+      <w:proofErr w:type="spellStart"/>
+      <w:r>
+        <w:rPr>
+          <w:b/>
+        </w:rPr>
+        <w:t>database</w:t>
+      </w:r>
+      <w:proofErr w:type="spellEnd"/>
+      <w:r>
+        <w:rPr>
+          <w:b/>
+        </w:rPr>
+        <w:t>:</w:t>
+      </w:r>
+    </w:p>
+    <w:p>
+      <w:pPr>
+        <w:spacing w:line="240" w:lineRule="auto"/>
+        <w:ind w:left="360"/>
+        <w:rPr>
+          <w:b/>
+        </w:rPr>
+      </w:pPr>
+      <w:proofErr w:type="spellStart"/>
+      <w:r>
+        <w:rPr>
+          <w:sz w:val="20"/>
+        </w:rPr>
+        <w:t>db.profiles.insertMany</w:t>
+      </w:r>
+      <w:proofErr w:type="spellEnd"/>
+      <w:r>
+        <w:rPr>
+          <w:sz w:val="20"/>
+        </w:rPr>
+        <w:t>([</w:t>
+      </w:r>
+      <w:r>
+        <w:rPr>
+          <w:sz w:val="20"/>
+        </w:rPr>
+        <w:br/>
+      </w:r>
+      <w:r>
+        <w:rPr>
+          <w:sz w:val="20"/>
+        </w:rPr>
+        <w:t>{</w:t>
+      </w:r>
+      <w:proofErr w:type="spellStart"/>
+      <w:r>
+        <w:rPr>
+          <w:sz w:val="20"/>
+        </w:rPr>
+        <w:t>type</w:t>
+      </w:r>
+      <w:proofErr w:type="spellEnd"/>
+      <w:r>
+        <w:rPr>
+          <w:sz w:val="20"/>
+        </w:rPr>
+        <w:t>: "</w:t>
+      </w:r>
+      <w:proofErr w:type="spellStart"/>
+      <w:r>
+        <w:rPr>
+          <w:sz w:val="20"/>
+        </w:rPr>
+        <w:t>User</w:t>
+      </w:r>
+      <w:proofErr w:type="spellEnd"/>
+      <w:r>
+        <w:rPr>
+          <w:sz w:val="20"/>
+        </w:rPr>
+        <w:t>", email: "</w:t>
+      </w:r>
+      <w:r>
+        <w:rPr>
+          <w:sz w:val="20"/>
+        </w:rPr>
+        <w:t>sandy@sandia2517352.com</w:t>
+      </w:r>
+      <w:r>
+        <w:rPr>
+          <w:sz w:val="20"/>
+        </w:rPr>
+        <w:t xml:space="preserve">", </w:t>
+      </w:r>
+      <w:proofErr w:type="spellStart"/>
+      <w:r>
+        <w:rPr>
+          <w:sz w:val="20"/>
+        </w:rPr>
+        <w:t>username</w:t>
+      </w:r>
+      <w:proofErr w:type="spellEnd"/>
+      <w:r>
+        <w:rPr>
+          <w:sz w:val="20"/>
+        </w:rPr>
+        <w:t>: "</w:t>
+      </w:r>
+      <w:r>
+        <w:rPr>
+          <w:sz w:val="20"/>
+        </w:rPr>
+        <w:t xml:space="preserve"> </w:t>
+      </w:r>
+      <w:proofErr w:type="spellStart"/>
+      <w:r>
+        <w:rPr>
+          <w:sz w:val="20"/>
+        </w:rPr>
+        <w:t>saiez</w:t>
+      </w:r>
+      <w:proofErr w:type="spellEnd"/>
+      <w:r>
+        <w:rPr>
+          <w:sz w:val="20"/>
+        </w:rPr>
+        <w:t xml:space="preserve"> ", </w:t>
+      </w:r>
+      <w:proofErr w:type="spellStart"/>
+      <w:r>
+        <w:rPr>
+          <w:sz w:val="20"/>
+        </w:rPr>
+        <w:t>password</w:t>
+      </w:r>
+      <w:proofErr w:type="spellEnd"/>
+      <w:r>
+        <w:rPr>
+          <w:sz w:val="20"/>
+        </w:rPr>
+        <w:t xml:space="preserve">: "Qwerty1234", </w:t>
+      </w:r>
+      <w:proofErr w:type="spellStart"/>
+      <w:r>
+        <w:rPr>
+          <w:sz w:val="20"/>
+        </w:rPr>
+        <w:t>name</w:t>
+      </w:r>
+      <w:proofErr w:type="spellEnd"/>
+      <w:r>
+        <w:rPr>
+          <w:sz w:val="20"/>
+        </w:rPr>
+        <w:t>: "</w:t>
+      </w:r>
+      <w:r>
+        <w:rPr>
+          <w:sz w:val="20"/>
+        </w:rPr>
+        <w:t xml:space="preserve"> </w:t>
+      </w:r>
+      <w:r>
+        <w:rPr>
+          <w:sz w:val="20"/>
+        </w:rPr>
+        <w:t xml:space="preserve">Sandia", </w:t>
+      </w:r>
+      <w:proofErr w:type="spellStart"/>
+      <w:r>
+        <w:rPr>
+          <w:sz w:val="20"/>
+        </w:rPr>
+        <w:t>lastname</w:t>
+      </w:r>
+      <w:proofErr w:type="spellEnd"/>
+      <w:r>
+        <w:rPr>
+          <w:sz w:val="20"/>
+        </w:rPr>
+        <w:t>: "</w:t>
+      </w:r>
+      <w:proofErr w:type="spellStart"/>
+      <w:r>
+        <w:rPr>
+          <w:sz w:val="20"/>
+        </w:rPr>
+        <w:t>Sandiez</w:t>
+      </w:r>
+      <w:proofErr w:type="spellEnd"/>
+      <w:r>
+        <w:rPr>
+          <w:sz w:val="20"/>
+        </w:rPr>
+        <w:t xml:space="preserve">", </w:t>
+      </w:r>
+      <w:proofErr w:type="spellStart"/>
+      <w:r>
+        <w:rPr>
+          <w:sz w:val="20"/>
+        </w:rPr>
+        <w:t>telephone</w:t>
+      </w:r>
+      <w:proofErr w:type="spellEnd"/>
+      <w:r>
+        <w:rPr>
+          <w:sz w:val="20"/>
+        </w:rPr>
+        <w:t xml:space="preserve">: "666887755", </w:t>
+      </w:r>
+      <w:proofErr w:type="spellStart"/>
+      <w:r>
+        <w:rPr>
+          <w:sz w:val="20"/>
+        </w:rPr>
+        <w:t>gender</w:t>
+      </w:r>
+      <w:proofErr w:type="spellEnd"/>
+      <w:r>
+        <w:rPr>
+          <w:sz w:val="20"/>
+        </w:rPr>
+        <w:t>: "</w:t>
+      </w:r>
+      <w:r>
+        <w:rPr>
+          <w:sz w:val="20"/>
+        </w:rPr>
+        <w:t>FEMALE</w:t>
+      </w:r>
+      <w:r>
+        <w:rPr>
+          <w:sz w:val="20"/>
+        </w:rPr>
+        <w:t xml:space="preserve">", </w:t>
+      </w:r>
+      <w:proofErr w:type="spellStart"/>
+      <w:r>
+        <w:rPr>
+          <w:sz w:val="20"/>
+        </w:rPr>
+        <w:t>card</w:t>
+      </w:r>
+      <w:proofErr w:type="spellEnd"/>
+      <w:r>
+        <w:rPr>
+          <w:sz w:val="20"/>
+        </w:rPr>
+        <w:t>: "4434166572341889"}</w:t>
+      </w:r>
+      <w:r>
+        <w:rPr>
+          <w:sz w:val="20"/>
+        </w:rPr>
+        <w:t>,</w:t>
+      </w:r>
+      <w:r>
+        <w:rPr>
+          <w:sz w:val="20"/>
+        </w:rPr>
+        <w:br/>
+      </w:r>
+      <w:r>
+        <w:rPr>
+          <w:sz w:val="20"/>
+        </w:rPr>
+        <w:t>{</w:t>
+      </w:r>
+      <w:proofErr w:type="spellStart"/>
+      <w:r>
+        <w:rPr>
+          <w:sz w:val="20"/>
+        </w:rPr>
+        <w:t>type</w:t>
+      </w:r>
+      <w:proofErr w:type="spellEnd"/>
+      <w:r>
+        <w:rPr>
+          <w:sz w:val="20"/>
+        </w:rPr>
+        <w:t>: "</w:t>
+      </w:r>
+      <w:proofErr w:type="spellStart"/>
+      <w:r>
+        <w:rPr>
+          <w:sz w:val="20"/>
+        </w:rPr>
+        <w:t>User</w:t>
+      </w:r>
+      <w:proofErr w:type="spellEnd"/>
+      <w:r>
+        <w:rPr>
+          <w:sz w:val="20"/>
+        </w:rPr>
+        <w:t>", email: "say@sandia</w:t>
+      </w:r>
+      <w:r>
+        <w:rPr>
+          <w:sz w:val="20"/>
+        </w:rPr>
+        <w:t>-sample</w:t>
+      </w:r>
+      <w:r>
+        <w:rPr>
+          <w:sz w:val="20"/>
+        </w:rPr>
+        <w:t>.</w:t>
+      </w:r>
+      <w:r>
+        <w:rPr>
+          <w:sz w:val="20"/>
+        </w:rPr>
+        <w:t>es</w:t>
+      </w:r>
+      <w:r>
+        <w:rPr>
+          <w:sz w:val="20"/>
+        </w:rPr>
+        <w:t xml:space="preserve">", </w:t>
+      </w:r>
+      <w:proofErr w:type="spellStart"/>
+      <w:r>
+        <w:rPr>
+          <w:sz w:val="20"/>
+        </w:rPr>
+        <w:t>username</w:t>
+      </w:r>
+      <w:proofErr w:type="spellEnd"/>
+      <w:r>
+        <w:rPr>
+          <w:sz w:val="20"/>
+        </w:rPr>
+        <w:t>: "</w:t>
+      </w:r>
+      <w:proofErr w:type="spellStart"/>
+      <w:r>
+        <w:rPr>
+          <w:sz w:val="20"/>
+        </w:rPr>
+        <w:t>sdy</w:t>
+      </w:r>
+      <w:proofErr w:type="spellEnd"/>
+      <w:r>
+        <w:rPr>
+          <w:sz w:val="20"/>
+        </w:rPr>
+        <w:t xml:space="preserve">", </w:t>
+      </w:r>
+      <w:proofErr w:type="spellStart"/>
+      <w:r>
+        <w:rPr>
+          <w:sz w:val="20"/>
+        </w:rPr>
+        <w:t>password</w:t>
+      </w:r>
+      <w:proofErr w:type="spellEnd"/>
+      <w:r>
+        <w:rPr>
+          <w:sz w:val="20"/>
+        </w:rPr>
+        <w:t xml:space="preserve">: "Qwerty1234", </w:t>
+      </w:r>
+      <w:proofErr w:type="spellStart"/>
+      <w:r>
+        <w:rPr>
+          <w:sz w:val="20"/>
+        </w:rPr>
+        <w:t>name</w:t>
+      </w:r>
+      <w:proofErr w:type="spellEnd"/>
+      <w:r>
+        <w:rPr>
+          <w:sz w:val="20"/>
+        </w:rPr>
+        <w:t xml:space="preserve">: "Sandy", </w:t>
+      </w:r>
+      <w:proofErr w:type="spellStart"/>
+      <w:r>
+        <w:rPr>
+          <w:sz w:val="20"/>
+        </w:rPr>
+        <w:t>lastname</w:t>
+      </w:r>
+      <w:proofErr w:type="spellEnd"/>
+      <w:r>
+        <w:rPr>
+          <w:sz w:val="20"/>
+        </w:rPr>
+        <w:t xml:space="preserve">: "Ez", </w:t>
+      </w:r>
+      <w:proofErr w:type="spellStart"/>
+      <w:r>
+        <w:rPr>
+          <w:sz w:val="20"/>
+        </w:rPr>
+        <w:t>telephone</w:t>
+      </w:r>
+      <w:proofErr w:type="spellEnd"/>
+      <w:r>
+        <w:rPr>
+          <w:sz w:val="20"/>
+        </w:rPr>
+        <w:t xml:space="preserve">: "666887755", </w:t>
+      </w:r>
+      <w:proofErr w:type="spellStart"/>
+      <w:r>
+        <w:rPr>
+          <w:sz w:val="20"/>
+        </w:rPr>
+        <w:t>gender</w:t>
+      </w:r>
+      <w:proofErr w:type="spellEnd"/>
+      <w:r>
+        <w:rPr>
+          <w:sz w:val="20"/>
+        </w:rPr>
+        <w:t xml:space="preserve">: "OTHER", </w:t>
+      </w:r>
+      <w:proofErr w:type="spellStart"/>
+      <w:r>
+        <w:rPr>
+          <w:sz w:val="20"/>
+        </w:rPr>
+        <w:t>card</w:t>
+      </w:r>
+      <w:proofErr w:type="spellEnd"/>
+      <w:r>
+        <w:rPr>
+          <w:sz w:val="20"/>
+        </w:rPr>
+        <w:t>: "4305337765414321"}])</w:t>
+      </w:r>
+    </w:p>
+    <w:p>
+      <w:pPr>
+        <w:pStyle w:val="Prrafodelista"/>
+        <w:numPr>
+          <w:ilvl w:val="0"/>
+          <w:numId w:val="12"/>
+        </w:numPr>
+        <w:spacing w:line="240" w:lineRule="auto"/>
+        <w:rPr>
+          <w:b/>
+        </w:rPr>
+      </w:pPr>
+      <w:r>
+        <w:rPr>
+          <w:b/>
+        </w:rPr>
+        <w:t xml:space="preserve">Pipeline to </w:t>
+      </w:r>
+      <w:proofErr w:type="spellStart"/>
+      <w:r>
+        <w:rPr>
+          <w:b/>
+        </w:rPr>
+        <w:t>find</w:t>
+      </w:r>
+      <w:proofErr w:type="spellEnd"/>
+      <w:r>
+        <w:rPr>
+          <w:b/>
+        </w:rPr>
+        <w:t xml:space="preserve"> </w:t>
+      </w:r>
+      <w:proofErr w:type="spellStart"/>
+      <w:r>
+        <w:rPr>
+          <w:b/>
+        </w:rPr>
+        <w:t>Users</w:t>
+      </w:r>
+      <w:proofErr w:type="spellEnd"/>
+      <w:r>
+        <w:rPr>
+          <w:b/>
+        </w:rPr>
+        <w:t xml:space="preserve"> </w:t>
+      </w:r>
+      <w:proofErr w:type="spellStart"/>
+      <w:r>
+        <w:rPr>
+          <w:b/>
+        </w:rPr>
+        <w:t>with</w:t>
+      </w:r>
+      <w:proofErr w:type="spellEnd"/>
+      <w:r>
+        <w:rPr>
+          <w:b/>
+        </w:rPr>
+        <w:t xml:space="preserve"> emails </w:t>
+      </w:r>
+      <w:proofErr w:type="spellStart"/>
+      <w:r>
+        <w:rPr>
+          <w:b/>
+        </w:rPr>
+        <w:t>from</w:t>
+      </w:r>
+      <w:proofErr w:type="spellEnd"/>
+      <w:r>
+        <w:rPr>
+          <w:b/>
+        </w:rPr>
+        <w:t xml:space="preserve"> sandia </w:t>
+      </w:r>
+      <w:proofErr w:type="spellStart"/>
+      <w:r>
+        <w:rPr>
+          <w:b/>
+        </w:rPr>
+        <w:t>domain</w:t>
+      </w:r>
+      <w:proofErr w:type="spellEnd"/>
+      <w:r>
+        <w:rPr>
+          <w:b/>
+        </w:rPr>
+        <w:t xml:space="preserve"> </w:t>
+      </w:r>
+      <w:proofErr w:type="spellStart"/>
+      <w:r>
+        <w:rPr>
+          <w:b/>
+        </w:rPr>
+        <w:t>variations</w:t>
+      </w:r>
+      <w:proofErr w:type="spellEnd"/>
+      <w:r>
+        <w:rPr>
+          <w:b/>
+        </w:rPr>
+        <w:t>:</w:t>
+      </w:r>
+    </w:p>
+    <w:p>
+      <w:pPr>
+        <w:spacing w:line="240" w:lineRule="auto"/>
+        <w:ind w:left="360"/>
+        <w:rPr>
+          <w:sz w:val="20"/>
+        </w:rPr>
+      </w:pPr>
+      <w:proofErr w:type="spellStart"/>
+      <w:r>
+        <w:rPr>
+          <w:sz w:val="20"/>
+        </w:rPr>
+        <w:t>db.profiles.aggregate</w:t>
+      </w:r>
+      <w:proofErr w:type="spellEnd"/>
+      <w:r>
+        <w:rPr>
+          <w:sz w:val="20"/>
+        </w:rPr>
+        <w:t>([</w:t>
+      </w:r>
+      <w:r>
+        <w:rPr>
+          <w:sz w:val="20"/>
+        </w:rPr>
+        <w:br/>
+      </w:r>
+      <w:r>
+        <w:rPr>
+          <w:sz w:val="20"/>
+        </w:rPr>
+        <w:t>{$match: {</w:t>
+      </w:r>
+      <w:proofErr w:type="spellStart"/>
+      <w:r>
+        <w:rPr>
+          <w:sz w:val="20"/>
+        </w:rPr>
+        <w:t>type</w:t>
+      </w:r>
+      <w:proofErr w:type="spellEnd"/>
+      <w:r>
+        <w:rPr>
+          <w:sz w:val="20"/>
+        </w:rPr>
+        <w:t>:</w:t>
+      </w:r>
+      <w:r>
+        <w:rPr>
+          <w:sz w:val="20"/>
+        </w:rPr>
+        <w:t xml:space="preserve"> </w:t>
+      </w:r>
+      <w:r>
+        <w:rPr>
+          <w:sz w:val="20"/>
+        </w:rPr>
+        <w:t>"</w:t>
+      </w:r>
+      <w:proofErr w:type="spellStart"/>
+      <w:r>
+        <w:rPr>
+          <w:sz w:val="20"/>
+        </w:rPr>
+        <w:t>User</w:t>
+      </w:r>
+      <w:proofErr w:type="spellEnd"/>
+      <w:r>
+        <w:rPr>
+          <w:sz w:val="20"/>
+        </w:rPr>
+        <w:t>", $</w:t>
+      </w:r>
+      <w:proofErr w:type="spellStart"/>
+      <w:r>
+        <w:rPr>
+          <w:sz w:val="20"/>
+        </w:rPr>
+        <w:t>or</w:t>
+      </w:r>
+      <w:proofErr w:type="spellEnd"/>
+      <w:r>
+        <w:rPr>
+          <w:sz w:val="20"/>
+        </w:rPr>
+        <w:t>: [{email: {$</w:t>
+      </w:r>
+      <w:proofErr w:type="spellStart"/>
+      <w:r>
+        <w:rPr>
+          <w:sz w:val="20"/>
+        </w:rPr>
+        <w:t>regex</w:t>
+      </w:r>
+      <w:proofErr w:type="spellEnd"/>
+      <w:r>
+        <w:rPr>
+          <w:sz w:val="20"/>
+        </w:rPr>
+        <w:t>:</w:t>
+      </w:r>
+      <w:r>
+        <w:rPr>
+          <w:sz w:val="20"/>
+        </w:rPr>
+        <w:t xml:space="preserve"> </w:t>
+      </w:r>
+      <w:r>
+        <w:rPr>
+          <w:sz w:val="20"/>
+        </w:rPr>
+        <w:t>"sandia.com"}},</w:t>
+      </w:r>
+      <w:r>
+        <w:rPr>
+          <w:sz w:val="20"/>
+        </w:rPr>
+        <w:t xml:space="preserve"> </w:t>
+      </w:r>
+      <w:r>
+        <w:rPr>
+          <w:sz w:val="20"/>
+        </w:rPr>
+        <w:t>{email:</w:t>
+      </w:r>
+      <w:r>
+        <w:rPr>
+          <w:sz w:val="20"/>
+        </w:rPr>
+        <w:t xml:space="preserve"> </w:t>
+      </w:r>
+      <w:r>
+        <w:rPr>
+          <w:sz w:val="20"/>
+        </w:rPr>
+        <w:t>/@sandia/}]}},</w:t>
+      </w:r>
+      <w:r>
+        <w:rPr>
+          <w:sz w:val="20"/>
+        </w:rPr>
+        <w:t xml:space="preserve"> </w:t>
+      </w:r>
+      <w:r>
+        <w:rPr>
+          <w:sz w:val="20"/>
+        </w:rPr>
+        <w:br/>
+      </w:r>
+      <w:r>
+        <w:rPr>
+          <w:sz w:val="20"/>
+        </w:rPr>
+        <w:t>{</w:t>
+      </w:r>
+      <w:r>
+        <w:rPr>
+          <w:sz w:val="20"/>
+        </w:rPr>
+        <w:t>$</w:t>
+      </w:r>
+      <w:proofErr w:type="spellStart"/>
+      <w:r>
+        <w:rPr>
+          <w:sz w:val="20"/>
+        </w:rPr>
+        <w:t>group</w:t>
+      </w:r>
+      <w:proofErr w:type="spellEnd"/>
+      <w:r>
+        <w:rPr>
+          <w:sz w:val="20"/>
+        </w:rPr>
+        <w:t>: {_id: "$</w:t>
+      </w:r>
+      <w:proofErr w:type="spellStart"/>
+      <w:r>
+        <w:rPr>
+          <w:sz w:val="20"/>
+        </w:rPr>
+        <w:t>type</w:t>
+      </w:r>
+      <w:proofErr w:type="spellEnd"/>
+      <w:r>
+        <w:rPr>
+          <w:sz w:val="20"/>
+        </w:rPr>
+        <w:t>",</w:t>
+      </w:r>
+      <w:r>
+        <w:rPr>
+          <w:sz w:val="20"/>
+        </w:rPr>
+        <w:t xml:space="preserve"> </w:t>
+      </w:r>
+      <w:proofErr w:type="spellStart"/>
+      <w:r>
+        <w:rPr>
+          <w:sz w:val="20"/>
+        </w:rPr>
+        <w:t>Total_Sandia_Users</w:t>
+      </w:r>
+      <w:proofErr w:type="spellEnd"/>
+      <w:r>
+        <w:rPr>
+          <w:sz w:val="20"/>
+        </w:rPr>
+        <w:t>: {$sum: 1</w:t>
+      </w:r>
+      <w:r>
+        <w:rPr>
+          <w:sz w:val="20"/>
+        </w:rPr>
+        <w:t>},</w:t>
+      </w:r>
+      <w:r>
+        <w:rPr>
+          <w:sz w:val="20"/>
+        </w:rPr>
+        <w:t xml:space="preserve"> </w:t>
+      </w:r>
+      <w:proofErr w:type="spellStart"/>
+      <w:r>
+        <w:rPr>
+          <w:sz w:val="20"/>
+        </w:rPr>
+        <w:t>SANDIA_emails</w:t>
+      </w:r>
+      <w:proofErr w:type="spellEnd"/>
+      <w:r>
+        <w:rPr>
+          <w:sz w:val="20"/>
+        </w:rPr>
+        <w:t xml:space="preserve">: </w:t>
+      </w:r>
+      <w:r>
+        <w:rPr>
+          <w:sz w:val="20"/>
+        </w:rPr>
+        <w:br/>
+      </w:r>
+      <w:r>
+        <w:rPr>
+          <w:sz w:val="20"/>
+        </w:rPr>
+        <w:t>{</w:t>
+      </w:r>
+      <w:r>
+        <w:rPr>
+          <w:sz w:val="20"/>
+        </w:rPr>
+        <w:t>$</w:t>
+      </w:r>
+      <w:proofErr w:type="spellStart"/>
+      <w:r>
+        <w:rPr>
+          <w:sz w:val="20"/>
+        </w:rPr>
+        <w:t>push</w:t>
+      </w:r>
+      <w:proofErr w:type="spellEnd"/>
+      <w:r>
+        <w:rPr>
+          <w:sz w:val="20"/>
+        </w:rPr>
+        <w:t>:</w:t>
+      </w:r>
+      <w:r>
+        <w:rPr>
+          <w:sz w:val="20"/>
+        </w:rPr>
+        <w:t xml:space="preserve"> {</w:t>
+      </w:r>
+      <w:proofErr w:type="spellStart"/>
+      <w:r>
+        <w:rPr>
+          <w:sz w:val="20"/>
+        </w:rPr>
+        <w:t>username</w:t>
+      </w:r>
+      <w:proofErr w:type="spellEnd"/>
+      <w:r>
+        <w:rPr>
+          <w:sz w:val="20"/>
+        </w:rPr>
+        <w:t>: "$</w:t>
+      </w:r>
+      <w:proofErr w:type="spellStart"/>
+      <w:r>
+        <w:rPr>
+          <w:sz w:val="20"/>
+        </w:rPr>
+        <w:t>username</w:t>
+      </w:r>
+      <w:proofErr w:type="spellEnd"/>
+      <w:r>
+        <w:rPr>
+          <w:sz w:val="20"/>
+        </w:rPr>
+        <w:t>", ema</w:t>
+      </w:r>
+      <w:r>
+        <w:rPr>
+          <w:sz w:val="20"/>
+        </w:rPr>
+        <w:t>il: "$email"</w:t>
+      </w:r>
+      <w:r>
+        <w:rPr>
+          <w:sz w:val="20"/>
+        </w:rPr>
+        <w:t>}}}}])</w:t>
+      </w:r>
+    </w:p>
+    <w:p>
+      <w:pPr>
+        <w:pStyle w:val="Prrafodelista"/>
+        <w:numPr>
+          <w:ilvl w:val="0"/>
+          <w:numId w:val="12"/>
+        </w:numPr>
+        <w:spacing w:line="240" w:lineRule="auto"/>
+        <w:rPr>
+          <w:sz w:val="20"/>
+        </w:rPr>
+      </w:pPr>
+      <w:proofErr w:type="spellStart"/>
+      <w:r>
+        <w:rPr>
+          <w:b/>
+        </w:rPr>
+        <w:t>Update</w:t>
+      </w:r>
+      <w:proofErr w:type="spellEnd"/>
+      <w:r>
+        <w:rPr>
+          <w:b/>
+        </w:rPr>
+        <w:t xml:space="preserve"> </w:t>
+      </w:r>
+      <w:proofErr w:type="spellStart"/>
+      <w:r>
+        <w:rPr>
+          <w:b/>
+        </w:rPr>
+        <w:t>all</w:t>
+      </w:r>
+      <w:proofErr w:type="spellEnd"/>
+      <w:r>
+        <w:rPr>
+          <w:b/>
+        </w:rPr>
+        <w:t xml:space="preserve"> </w:t>
+      </w:r>
+      <w:proofErr w:type="spellStart"/>
+      <w:proofErr w:type="gramStart"/>
+      <w:r>
+        <w:rPr>
+          <w:b/>
+        </w:rPr>
+        <w:t>Admins</w:t>
+      </w:r>
+      <w:proofErr w:type="spellEnd"/>
+      <w:r>
+        <w:rPr>
+          <w:b/>
+        </w:rPr>
+        <w:t xml:space="preserve"> </w:t>
+      </w:r>
+      <w:r>
+        <w:rPr>
+          <w:b/>
+        </w:rPr>
+        <w:t>:</w:t>
+      </w:r>
+      <w:proofErr w:type="gramEnd"/>
+    </w:p>
+    <w:p>
+      <w:pPr>
+        <w:spacing w:line="240" w:lineRule="auto"/>
+        <w:ind w:left="360"/>
+      </w:pPr>
+      <w:proofErr w:type="spellStart"/>
+      <w:r>
+        <w:rPr>
+          <w:sz w:val="20"/>
+        </w:rPr>
+        <w:t>db.profiles.updateMany</w:t>
+      </w:r>
+      <w:proofErr w:type="spellEnd"/>
+      <w:r>
+        <w:rPr>
+          <w:sz w:val="20"/>
+        </w:rPr>
+        <w:t>({</w:t>
+      </w:r>
+      <w:proofErr w:type="spellStart"/>
+      <w:r>
+        <w:rPr>
+          <w:sz w:val="20"/>
+        </w:rPr>
+        <w:t>type</w:t>
+      </w:r>
+      <w:proofErr w:type="spellEnd"/>
+      <w:r>
+        <w:rPr>
+          <w:sz w:val="20"/>
+        </w:rPr>
+        <w:t>: "</w:t>
+      </w:r>
+      <w:proofErr w:type="spellStart"/>
+      <w:r>
+        <w:rPr>
+          <w:sz w:val="20"/>
+        </w:rPr>
+        <w:t>Admin</w:t>
+      </w:r>
+      <w:proofErr w:type="spellEnd"/>
+      <w:r>
+        <w:rPr>
+          <w:sz w:val="20"/>
+        </w:rPr>
+        <w:t xml:space="preserve">"}, </w:t>
+      </w:r>
+      <w:r>
+        <w:rPr>
+          <w:sz w:val="20"/>
+        </w:rPr>
+        <w:br/>
+      </w:r>
+      <w:r>
+        <w:rPr>
+          <w:sz w:val="20"/>
+        </w:rPr>
+        <w:t xml:space="preserve">{$set: {email: </w:t>
+      </w:r>
+      <w:r>
+        <w:rPr>
+          <w:sz w:val="20"/>
+        </w:rPr>
+        <w:br/>
+      </w:r>
+      <w:r>
+        <w:rPr>
+          <w:sz w:val="20"/>
+        </w:rPr>
+        <w:t>{$</w:t>
+      </w:r>
+      <w:proofErr w:type="spellStart"/>
+      <w:r>
+        <w:rPr>
+          <w:sz w:val="20"/>
+        </w:rPr>
+        <w:t>concat</w:t>
+      </w:r>
+      <w:proofErr w:type="spellEnd"/>
+      <w:r>
+        <w:rPr>
+          <w:sz w:val="20"/>
+        </w:rPr>
+        <w:t>: ["$</w:t>
+      </w:r>
+      <w:proofErr w:type="spellStart"/>
+      <w:r>
+        <w:rPr>
+          <w:sz w:val="20"/>
+        </w:rPr>
+        <w:t>name</w:t>
+      </w:r>
+      <w:proofErr w:type="spellEnd"/>
+      <w:r>
+        <w:rPr>
+          <w:sz w:val="20"/>
+        </w:rPr>
+        <w:t>", "$</w:t>
+      </w:r>
+      <w:proofErr w:type="spellStart"/>
+      <w:r>
+        <w:rPr>
+          <w:sz w:val="20"/>
+        </w:rPr>
+        <w:t>lastname</w:t>
+      </w:r>
+      <w:proofErr w:type="spellEnd"/>
+      <w:r>
+        <w:rPr>
+          <w:sz w:val="20"/>
+        </w:rPr>
+        <w:t>", "@sandia-admin.com"]}}})</w:t>
+      </w:r>
+    </w:p>
+    <w:p>
+      <w:pPr>
+        <w:pStyle w:val="Prrafodelista"/>
+        <w:spacing w:line="240" w:lineRule="auto"/>
+        <w:ind w:left="0"/>
+        <w:rPr>
+          <w:i/>
+          <w:sz w:val="28"/>
+        </w:rPr>
+      </w:pPr>
+      <w:proofErr w:type="spellStart"/>
+      <w:r>
+        <w:rPr>
+          <w:i/>
+          <w:sz w:val="28"/>
+        </w:rPr>
+        <w:t>Ekaitz</w:t>
+      </w:r>
+      <w:proofErr w:type="spellEnd"/>
     </w:p>
     <w:p>
       <w:pPr>
@@ -105,7 +1216,7 @@
         <w:rPr>
           <w:b/>
         </w:rPr>
-        <w:t>Add</w:t>
+        <w:t>Update</w:t>
       </w:r>
       <w:proofErr w:type="spellEnd"/>
       <w:r>
@@ -133,21 +1244,7 @@
         <w:rPr>
           <w:b/>
         </w:rPr>
-        <w:t>Users</w:t>
-      </w:r>
-      <w:proofErr w:type="spellEnd"/>
-      <w:r>
-        <w:rPr>
-          <w:b/>
-        </w:rPr>
-        <w:t xml:space="preserve"> to </w:t>
-      </w:r>
-      <w:proofErr w:type="spellStart"/>
-      <w:r>
-        <w:rPr>
-          <w:b/>
-        </w:rPr>
-        <w:t>the</w:t>
+        <w:t>current-accounts</w:t>
       </w:r>
       <w:proofErr w:type="spellEnd"/>
       <w:r>
@@ -161,7 +1258,21 @@
         <w:rPr>
           <w:b/>
         </w:rPr>
-        <w:t>database</w:t>
+        <w:t>by</w:t>
+      </w:r>
+      <w:proofErr w:type="spellEnd"/>
+      <w:r>
+        <w:rPr>
+          <w:b/>
+        </w:rPr>
+        <w:t xml:space="preserve"> </w:t>
+      </w:r>
+      <w:proofErr w:type="spellStart"/>
+      <w:r>
+        <w:rPr>
+          <w:b/>
+        </w:rPr>
+        <w:t>type</w:t>
       </w:r>
       <w:proofErr w:type="spellEnd"/>
       <w:r>
@@ -174,33 +1285,7 @@
     <w:p>
       <w:pPr>
         <w:spacing w:line="240" w:lineRule="auto"/>
-        <w:ind w:left="360"/>
-        <w:rPr>
-          <w:sz w:val="20"/>
-        </w:rPr>
-      </w:pPr>
-      <w:r>
-        <w:rPr>
-          <w:sz w:val="20"/>
-        </w:rPr>
-        <w:t xml:space="preserve">use </w:t>
-      </w:r>
-      <w:proofErr w:type="spellStart"/>
-      <w:r>
-        <w:rPr>
-          <w:sz w:val="20"/>
-        </w:rPr>
-        <w:t>users_manager</w:t>
-      </w:r>
-      <w:proofErr w:type="spellEnd"/>
-    </w:p>
-    <w:p>
-      <w:pPr>
-        <w:spacing w:line="240" w:lineRule="auto"/>
-        <w:ind w:left="360"/>
-        <w:rPr>
-          <w:sz w:val="20"/>
-        </w:rPr>
+        <w:ind w:firstLine="360"/>
       </w:pPr>
       <w:proofErr w:type="spellStart"/>
       <w:proofErr w:type="gramStart"/>
@@ -215,29 +1300,14 @@
         <w:rPr>
           <w:sz w:val="20"/>
         </w:rPr>
-        <w:t>.insertMany</w:t>
-      </w:r>
-      <w:proofErr w:type="spellEnd"/>
-      <w:r>
-        <w:rPr>
-          <w:sz w:val="20"/>
-        </w:rPr>
-        <w:t>([</w:t>
-      </w:r>
-    </w:p>
-    <w:p>
-      <w:pPr>
-        <w:spacing w:line="240" w:lineRule="auto"/>
-        <w:ind w:left="360"/>
-        <w:rPr>
-          <w:sz w:val="20"/>
-        </w:rPr>
-      </w:pPr>
-      <w:r>
-        <w:rPr>
-          <w:sz w:val="20"/>
-        </w:rPr>
-        <w:t>{</w:t>
+        <w:t>.updateMany</w:t>
+      </w:r>
+      <w:proofErr w:type="spellEnd"/>
+      <w:r>
+        <w:rPr>
+          <w:sz w:val="20"/>
+        </w:rPr>
+        <w:t>({</w:t>
       </w:r>
       <w:proofErr w:type="spellStart"/>
       <w:r>
@@ -258,373 +1328,28 @@
         <w:rPr>
           <w:sz w:val="20"/>
         </w:rPr>
-        <w:t>User</w:t>
-      </w:r>
-      <w:proofErr w:type="spellEnd"/>
-      <w:r>
-        <w:rPr>
-          <w:sz w:val="20"/>
-        </w:rPr>
-        <w:t>", email: "</w:t>
-      </w:r>
-      <w:r>
-        <w:rPr>
-          <w:sz w:val="20"/>
-        </w:rPr>
-        <w:t>sandy@sandia2517352.com</w:t>
-      </w:r>
-      <w:r>
-        <w:rPr>
-          <w:sz w:val="20"/>
-        </w:rPr>
-        <w:t xml:space="preserve">", </w:t>
-      </w:r>
-      <w:proofErr w:type="spellStart"/>
-      <w:r>
-        <w:rPr>
-          <w:sz w:val="20"/>
-        </w:rPr>
-        <w:t>username</w:t>
-      </w:r>
-      <w:proofErr w:type="spellEnd"/>
-      <w:r>
-        <w:rPr>
-          <w:sz w:val="20"/>
-        </w:rPr>
-        <w:t>: "</w:t>
-      </w:r>
-      <w:r>
-        <w:rPr>
-          <w:sz w:val="20"/>
-        </w:rPr>
-        <w:t xml:space="preserve"> </w:t>
-      </w:r>
-      <w:proofErr w:type="spellStart"/>
-      <w:r>
-        <w:rPr>
-          <w:sz w:val="20"/>
-        </w:rPr>
-        <w:t>saiez</w:t>
-      </w:r>
-      <w:proofErr w:type="spellEnd"/>
-      <w:r>
-        <w:rPr>
-          <w:sz w:val="20"/>
-        </w:rPr>
-        <w:t xml:space="preserve"> </w:t>
-      </w:r>
-      <w:r>
-        <w:rPr>
-          <w:sz w:val="20"/>
-        </w:rPr>
-        <w:t xml:space="preserve">", </w:t>
-      </w:r>
-      <w:proofErr w:type="spellStart"/>
-      <w:r>
-        <w:rPr>
-          <w:sz w:val="20"/>
-        </w:rPr>
-        <w:t>password</w:t>
-      </w:r>
-      <w:proofErr w:type="spellEnd"/>
-      <w:r>
-        <w:rPr>
-          <w:sz w:val="20"/>
-        </w:rPr>
-        <w:t xml:space="preserve">: "Qwerty1234", </w:t>
-      </w:r>
-      <w:proofErr w:type="spellStart"/>
-      <w:r>
-        <w:rPr>
-          <w:sz w:val="20"/>
-        </w:rPr>
-        <w:t>name</w:t>
-      </w:r>
-      <w:proofErr w:type="spellEnd"/>
-      <w:r>
-        <w:rPr>
-          <w:sz w:val="20"/>
-        </w:rPr>
-        <w:t>: "</w:t>
-      </w:r>
-      <w:r>
-        <w:rPr>
-          <w:sz w:val="20"/>
-        </w:rPr>
-        <w:t xml:space="preserve"> </w:t>
-      </w:r>
-      <w:r>
-        <w:rPr>
-          <w:sz w:val="20"/>
-        </w:rPr>
-        <w:t xml:space="preserve">Sandia", </w:t>
-      </w:r>
-      <w:proofErr w:type="spellStart"/>
-      <w:r>
-        <w:rPr>
-          <w:sz w:val="20"/>
-        </w:rPr>
-        <w:t>lastname</w:t>
-      </w:r>
-      <w:proofErr w:type="spellEnd"/>
-      <w:r>
-        <w:rPr>
-          <w:sz w:val="20"/>
-        </w:rPr>
-        <w:t>: "</w:t>
-      </w:r>
-      <w:proofErr w:type="spellStart"/>
-      <w:r>
-        <w:rPr>
-          <w:sz w:val="20"/>
-        </w:rPr>
-        <w:t>Sandiez</w:t>
-      </w:r>
-      <w:proofErr w:type="spellEnd"/>
-      <w:r>
-        <w:rPr>
-          <w:sz w:val="20"/>
-        </w:rPr>
-        <w:t xml:space="preserve">", </w:t>
-      </w:r>
-      <w:proofErr w:type="spellStart"/>
-      <w:r>
-        <w:rPr>
-          <w:sz w:val="20"/>
-        </w:rPr>
-        <w:t>telephone</w:t>
-      </w:r>
-      <w:proofErr w:type="spellEnd"/>
-      <w:r>
-        <w:rPr>
-          <w:sz w:val="20"/>
-        </w:rPr>
-        <w:t xml:space="preserve">: "666887755", </w:t>
-      </w:r>
-      <w:proofErr w:type="spellStart"/>
-      <w:r>
-        <w:rPr>
-          <w:sz w:val="20"/>
-        </w:rPr>
-        <w:t>gender</w:t>
-      </w:r>
-      <w:proofErr w:type="spellEnd"/>
-      <w:r>
-        <w:rPr>
-          <w:sz w:val="20"/>
-        </w:rPr>
-        <w:t>: "</w:t>
-      </w:r>
-      <w:r>
-        <w:rPr>
-          <w:sz w:val="20"/>
-        </w:rPr>
-        <w:t>FEMALE</w:t>
-      </w:r>
-      <w:r>
-        <w:rPr>
-          <w:sz w:val="20"/>
-        </w:rPr>
-        <w:t xml:space="preserve">", </w:t>
-      </w:r>
-      <w:proofErr w:type="spellStart"/>
-      <w:r>
-        <w:rPr>
-          <w:sz w:val="20"/>
-        </w:rPr>
-        <w:t>card</w:t>
-      </w:r>
-      <w:proofErr w:type="spellEnd"/>
-      <w:r>
-        <w:rPr>
-          <w:sz w:val="20"/>
-        </w:rPr>
-        <w:t>: "4434166572341889"}</w:t>
-      </w:r>
-      <w:r>
-        <w:rPr>
-          <w:sz w:val="20"/>
-        </w:rPr>
-        <w:t>,</w:t>
-      </w:r>
-    </w:p>
-    <w:p>
-      <w:pPr>
-        <w:spacing w:line="240" w:lineRule="auto"/>
-        <w:ind w:left="360"/>
-        <w:rPr>
-          <w:b/>
-        </w:rPr>
-      </w:pPr>
-      <w:r>
-        <w:rPr>
-          <w:sz w:val="20"/>
-        </w:rPr>
-        <w:t>{</w:t>
-      </w:r>
-      <w:proofErr w:type="spellStart"/>
-      <w:r>
-        <w:rPr>
-          <w:sz w:val="20"/>
-        </w:rPr>
-        <w:t>type</w:t>
-      </w:r>
-      <w:proofErr w:type="spellEnd"/>
-      <w:r>
-        <w:rPr>
-          <w:sz w:val="20"/>
-        </w:rPr>
-        <w:t>: "</w:t>
-      </w:r>
-      <w:proofErr w:type="spellStart"/>
-      <w:r>
-        <w:rPr>
-          <w:sz w:val="20"/>
-        </w:rPr>
-        <w:t>User</w:t>
-      </w:r>
-      <w:proofErr w:type="spellEnd"/>
-      <w:r>
-        <w:rPr>
-          <w:sz w:val="20"/>
-        </w:rPr>
-        <w:t>", email: "say@</w:t>
-      </w:r>
-      <w:r>
-        <w:rPr>
-          <w:sz w:val="20"/>
-        </w:rPr>
-        <w:t>sample-</w:t>
-      </w:r>
-      <w:r>
-        <w:rPr>
-          <w:sz w:val="20"/>
-        </w:rPr>
-        <w:t>sandia.</w:t>
-      </w:r>
-      <w:r>
-        <w:rPr>
-          <w:sz w:val="20"/>
-        </w:rPr>
-        <w:t>es</w:t>
-      </w:r>
-      <w:r>
-        <w:rPr>
-          <w:sz w:val="20"/>
-        </w:rPr>
-        <w:t xml:space="preserve">", </w:t>
-      </w:r>
-      <w:proofErr w:type="spellStart"/>
-      <w:r>
-        <w:rPr>
-          <w:sz w:val="20"/>
-        </w:rPr>
-        <w:t>username</w:t>
-      </w:r>
-      <w:proofErr w:type="spellEnd"/>
-      <w:r>
-        <w:rPr>
-          <w:sz w:val="20"/>
-        </w:rPr>
-        <w:t>: "</w:t>
-      </w:r>
-      <w:proofErr w:type="spellStart"/>
-      <w:r>
-        <w:rPr>
-          <w:sz w:val="20"/>
-        </w:rPr>
-        <w:t>sdy</w:t>
-      </w:r>
-      <w:proofErr w:type="spellEnd"/>
-      <w:r>
-        <w:rPr>
-          <w:sz w:val="20"/>
-        </w:rPr>
-        <w:t xml:space="preserve">", </w:t>
-      </w:r>
-      <w:proofErr w:type="spellStart"/>
-      <w:r>
-        <w:rPr>
-          <w:sz w:val="20"/>
-        </w:rPr>
-        <w:t>password</w:t>
-      </w:r>
-      <w:proofErr w:type="spellEnd"/>
-      <w:r>
-        <w:rPr>
-          <w:sz w:val="20"/>
-        </w:rPr>
-        <w:t xml:space="preserve">: "Qwerty1234", </w:t>
-      </w:r>
-      <w:proofErr w:type="spellStart"/>
-      <w:r>
-        <w:rPr>
-          <w:sz w:val="20"/>
-        </w:rPr>
-        <w:t>name</w:t>
-      </w:r>
-      <w:proofErr w:type="spellEnd"/>
-      <w:r>
-        <w:rPr>
-          <w:sz w:val="20"/>
-        </w:rPr>
-        <w:t xml:space="preserve">: "Sandy", </w:t>
-      </w:r>
-      <w:proofErr w:type="spellStart"/>
-      <w:r>
-        <w:rPr>
-          <w:sz w:val="20"/>
-        </w:rPr>
-        <w:t>lastname</w:t>
-      </w:r>
-      <w:proofErr w:type="spellEnd"/>
-      <w:r>
-        <w:rPr>
-          <w:sz w:val="20"/>
-        </w:rPr>
-        <w:t xml:space="preserve">: "Ez", </w:t>
-      </w:r>
-      <w:proofErr w:type="spellStart"/>
-      <w:r>
-        <w:rPr>
-          <w:sz w:val="20"/>
-        </w:rPr>
-        <w:t>telephone</w:t>
-      </w:r>
-      <w:proofErr w:type="spellEnd"/>
-      <w:r>
-        <w:rPr>
-          <w:sz w:val="20"/>
-        </w:rPr>
-        <w:t xml:space="preserve">: "666887755", </w:t>
-      </w:r>
-      <w:proofErr w:type="spellStart"/>
-      <w:r>
-        <w:rPr>
-          <w:sz w:val="20"/>
-        </w:rPr>
-        <w:t>gender</w:t>
-      </w:r>
-      <w:proofErr w:type="spellEnd"/>
-      <w:r>
-        <w:rPr>
-          <w:sz w:val="20"/>
-        </w:rPr>
-        <w:t xml:space="preserve">: "OTHER", </w:t>
-      </w:r>
-      <w:proofErr w:type="spellStart"/>
-      <w:r>
-        <w:rPr>
-          <w:sz w:val="20"/>
-        </w:rPr>
-        <w:t>card</w:t>
-      </w:r>
-      <w:proofErr w:type="spellEnd"/>
-      <w:r>
-        <w:rPr>
-          <w:sz w:val="20"/>
-        </w:rPr>
-        <w:t>: "4305337765414321"}])</w:t>
+        <w:t>Admin</w:t>
+      </w:r>
+      <w:proofErr w:type="spellEnd"/>
+      <w:r>
+        <w:rPr>
+          <w:sz w:val="20"/>
+        </w:rPr>
+        <w:t>"}, {$set: {</w:t>
+      </w:r>
+      <w:proofErr w:type="spellStart"/>
+      <w:r>
+        <w:rPr>
+          <w:sz w:val="20"/>
+        </w:rPr>
+        <w:t>currentAccount</w:t>
+      </w:r>
+      <w:proofErr w:type="spellEnd"/>
+      <w:r>
+        <w:rPr>
+          <w:sz w:val="20"/>
+        </w:rPr>
+        <w:t>: "0000000000000000"}})</w:t>
       </w:r>
     </w:p>
     <w:p>
@@ -632,13 +1357,91 @@
         <w:pStyle w:val="Prrafodelista"/>
         <w:numPr>
           <w:ilvl w:val="0"/>
-          <w:numId w:val="6"/>
+          <w:numId w:val="5"/>
         </w:numPr>
         <w:spacing w:line="240" w:lineRule="auto"/>
         <w:rPr>
           <w:b/>
         </w:rPr>
       </w:pPr>
+      <w:proofErr w:type="spellStart"/>
+      <w:r>
+        <w:rPr>
+          <w:b/>
+        </w:rPr>
+        <w:t>Create</w:t>
+      </w:r>
+      <w:proofErr w:type="spellEnd"/>
+      <w:r>
+        <w:rPr>
+          <w:b/>
+        </w:rPr>
+        <w:t xml:space="preserve"> "</w:t>
+      </w:r>
+      <w:proofErr w:type="spellStart"/>
+      <w:r>
+        <w:rPr>
+          <w:b/>
+        </w:rPr>
+        <w:t>admin</w:t>
+      </w:r>
+      <w:proofErr w:type="spellEnd"/>
+      <w:r>
+        <w:rPr>
+          <w:b/>
+        </w:rPr>
+        <w:t xml:space="preserve">" </w:t>
+      </w:r>
+      <w:proofErr w:type="spellStart"/>
+      <w:r>
+        <w:rPr>
+          <w:b/>
+        </w:rPr>
+        <w:t>user</w:t>
+      </w:r>
+      <w:proofErr w:type="spellEnd"/>
+      <w:r>
+        <w:rPr>
+          <w:b/>
+        </w:rPr>
+        <w:t xml:space="preserve"> in </w:t>
+      </w:r>
+      <w:proofErr w:type="spellStart"/>
+      <w:r>
+        <w:rPr>
+          <w:b/>
+        </w:rPr>
+        <w:t>the</w:t>
+      </w:r>
+      <w:proofErr w:type="spellEnd"/>
+      <w:r>
+        <w:rPr>
+          <w:b/>
+        </w:rPr>
+        <w:t xml:space="preserve"> </w:t>
+      </w:r>
+      <w:proofErr w:type="spellStart"/>
+      <w:r>
+        <w:rPr>
+          <w:b/>
+        </w:rPr>
+        <w:t>users_manager</w:t>
+      </w:r>
+      <w:proofErr w:type="spellEnd"/>
+      <w:r>
+        <w:rPr>
+          <w:b/>
+        </w:rPr>
+        <w:t xml:space="preserve"> </w:t>
+      </w:r>
+      <w:proofErr w:type="spellStart"/>
+      <w:r>
+        <w:rPr>
+          <w:b/>
+        </w:rPr>
+        <w:t>db</w:t>
+      </w:r>
+      <w:proofErr w:type="spellEnd"/>
       <w:r>
         <w:rPr>
           <w:b/>
@@ -652,6 +1455,92 @@
         <w:ind w:left="360"/>
       </w:pPr>
       <w:proofErr w:type="spellStart"/>
+      <w:proofErr w:type="gramStart"/>
+      <w:r>
+        <w:rPr>
+          <w:sz w:val="20"/>
+        </w:rPr>
+        <w:t>db.createUser</w:t>
+      </w:r>
+      <w:proofErr w:type="spellEnd"/>
+      <w:proofErr w:type="gramEnd"/>
+      <w:r>
+        <w:rPr>
+          <w:sz w:val="20"/>
+        </w:rPr>
+        <w:t xml:space="preserve">({ </w:t>
+      </w:r>
+      <w:proofErr w:type="spellStart"/>
+      <w:r>
+        <w:rPr>
+          <w:sz w:val="20"/>
+        </w:rPr>
+        <w:t>user</w:t>
+      </w:r>
+      <w:proofErr w:type="spellEnd"/>
+      <w:r>
+        <w:rPr>
+          <w:sz w:val="20"/>
+        </w:rPr>
+        <w:t>: "</w:t>
+      </w:r>
+      <w:proofErr w:type="spellStart"/>
+      <w:r>
+        <w:rPr>
+          <w:sz w:val="20"/>
+        </w:rPr>
+        <w:t>admin</w:t>
+      </w:r>
+      <w:proofErr w:type="spellEnd"/>
+      <w:r>
+        <w:rPr>
+          <w:sz w:val="20"/>
+        </w:rPr>
+        <w:t xml:space="preserve">", </w:t>
+      </w:r>
+      <w:proofErr w:type="spellStart"/>
+      <w:r>
+        <w:rPr>
+          <w:sz w:val="20"/>
+        </w:rPr>
+        <w:t>pwd</w:t>
+      </w:r>
+      <w:proofErr w:type="spellEnd"/>
+      <w:r>
+        <w:rPr>
+          <w:sz w:val="20"/>
+        </w:rPr>
+        <w:t>: "</w:t>
+      </w:r>
+      <w:proofErr w:type="spellStart"/>
+      <w:r>
+        <w:rPr>
+          <w:sz w:val="20"/>
+        </w:rPr>
+        <w:t>abcd</w:t>
+      </w:r>
+      <w:proofErr w:type="spellEnd"/>
+      <w:r>
+        <w:rPr>
+          <w:sz w:val="20"/>
+        </w:rPr>
+        <w:t>*1234", roles: [{ role: "</w:t>
+      </w:r>
+      <w:proofErr w:type="spellStart"/>
+      <w:r>
+        <w:rPr>
+          <w:sz w:val="20"/>
+        </w:rPr>
+        <w:t>dbOwner</w:t>
+      </w:r>
+      <w:proofErr w:type="spellEnd"/>
+      <w:r>
+        <w:rPr>
+          <w:sz w:val="20"/>
+        </w:rPr>
+        <w:t xml:space="preserve">", </w:t>
+      </w:r>
+      <w:proofErr w:type="spellStart"/>
       <w:r>
         <w:rPr>
           <w:sz w:val="20"/>
@@ -663,7 +1552,21 @@
         <w:rPr>
           <w:sz w:val="20"/>
         </w:rPr>
-        <w:t>.</w:t>
+        <w:t>: "</w:t>
+      </w:r>
+      <w:proofErr w:type="spellStart"/>
+      <w:r>
+        <w:rPr>
+          <w:sz w:val="20"/>
+        </w:rPr>
+        <w:t>users_manager</w:t>
+      </w:r>
+      <w:proofErr w:type="spellEnd"/>
+      <w:r>
+        <w:rPr>
+          <w:sz w:val="20"/>
+        </w:rPr>
+        <w:t>" }]})</w:t>
       </w:r>
     </w:p>
     <w:p>
@@ -689,7 +1592,7 @@
         <w:rPr>
           <w:b/>
         </w:rPr>
-        <w:t>find</w:t>
+        <w:t>group</w:t>
       </w:r>
       <w:proofErr w:type="spellEnd"/>
       <w:r>
@@ -703,7 +1606,7 @@
         <w:rPr>
           <w:b/>
         </w:rPr>
-        <w:t>Users</w:t>
+        <w:t>by</w:t>
       </w:r>
       <w:proofErr w:type="spellEnd"/>
       <w:r>
@@ -717,1199 +1620,334 @@
         <w:rPr>
           <w:b/>
         </w:rPr>
-        <w:t>with</w:t>
-      </w:r>
-      <w:proofErr w:type="spellEnd"/>
-      <w:r>
-        <w:rPr>
-          <w:b/>
-        </w:rPr>
-        <w:t xml:space="preserve"> emails </w:t>
-      </w:r>
-      <w:proofErr w:type="spellStart"/>
-      <w:r>
-        <w:rPr>
-          <w:b/>
-        </w:rPr>
-        <w:t>from</w:t>
-      </w:r>
-      <w:proofErr w:type="spellEnd"/>
-      <w:r>
-        <w:rPr>
-          <w:b/>
-        </w:rPr>
-        <w:t xml:space="preserve"> sandia </w:t>
-      </w:r>
-      <w:proofErr w:type="spellStart"/>
-      <w:r>
-        <w:rPr>
-          <w:b/>
-        </w:rPr>
-        <w:t>domain</w:t>
-      </w:r>
-      <w:proofErr w:type="spellEnd"/>
-      <w:r>
-        <w:rPr>
-          <w:b/>
-        </w:rPr>
-        <w:t xml:space="preserve"> variations</w:t>
+        <w:t>gender</w:t>
+      </w:r>
+      <w:proofErr w:type="spellEnd"/>
+      <w:r>
+        <w:rPr>
+          <w:b/>
+        </w:rPr>
+        <w:t xml:space="preserve">, </w:t>
+      </w:r>
+      <w:proofErr w:type="spellStart"/>
+      <w:r>
+        <w:rPr>
+          <w:b/>
+        </w:rPr>
+        <w:t>rename</w:t>
+      </w:r>
+      <w:proofErr w:type="spellEnd"/>
+      <w:r>
+        <w:rPr>
+          <w:b/>
+        </w:rPr>
+        <w:t xml:space="preserve"> id </w:t>
+      </w:r>
+      <w:proofErr w:type="spellStart"/>
+      <w:r>
+        <w:rPr>
+          <w:b/>
+        </w:rPr>
+        <w:t>field</w:t>
+      </w:r>
+      <w:proofErr w:type="spellEnd"/>
+      <w:r>
+        <w:rPr>
+          <w:b/>
+        </w:rPr>
+        <w:t xml:space="preserve">, </w:t>
+      </w:r>
+      <w:proofErr w:type="spellStart"/>
+      <w:r>
+        <w:rPr>
+          <w:b/>
+        </w:rPr>
+        <w:t>sort</w:t>
+      </w:r>
+      <w:proofErr w:type="spellEnd"/>
+      <w:r>
+        <w:rPr>
+          <w:b/>
+        </w:rPr>
+        <w:t xml:space="preserve"> </w:t>
+      </w:r>
+      <w:proofErr w:type="spellStart"/>
+      <w:r>
+        <w:rPr>
+          <w:b/>
+        </w:rPr>
+        <w:t>alphabetically</w:t>
+      </w:r>
+      <w:proofErr w:type="spellEnd"/>
+      <w:r>
+        <w:rPr>
+          <w:b/>
+        </w:rPr>
+        <w:t xml:space="preserve">, </w:t>
+      </w:r>
+      <w:proofErr w:type="spellStart"/>
+      <w:r>
+        <w:rPr>
+          <w:b/>
+        </w:rPr>
+        <w:t>skip</w:t>
+      </w:r>
+      <w:proofErr w:type="spellEnd"/>
+      <w:r>
+        <w:rPr>
+          <w:b/>
+        </w:rPr>
+        <w:t xml:space="preserve"> </w:t>
+      </w:r>
+      <w:proofErr w:type="spellStart"/>
+      <w:r>
+        <w:rPr>
+          <w:b/>
+        </w:rPr>
+        <w:t>first</w:t>
+      </w:r>
+      <w:proofErr w:type="spellEnd"/>
+      <w:r>
+        <w:rPr>
+          <w:b/>
+        </w:rPr>
+        <w:t xml:space="preserve"> </w:t>
+      </w:r>
+      <w:proofErr w:type="spellStart"/>
+      <w:r>
+        <w:rPr>
+          <w:b/>
+        </w:rPr>
+        <w:t>result</w:t>
+      </w:r>
+      <w:proofErr w:type="spellEnd"/>
+      <w:r>
+        <w:rPr>
+          <w:b/>
+        </w:rPr>
+        <w:t xml:space="preserve"> (</w:t>
+      </w:r>
+      <w:proofErr w:type="spellStart"/>
+      <w:r>
+        <w:rPr>
+          <w:b/>
+        </w:rPr>
+        <w:t>null</w:t>
+      </w:r>
+      <w:proofErr w:type="spellEnd"/>
+      <w:r>
+        <w:rPr>
+          <w:b/>
+        </w:rPr>
+        <w:t xml:space="preserve"> </w:t>
+      </w:r>
+      <w:proofErr w:type="spellStart"/>
+      <w:r>
+        <w:rPr>
+          <w:b/>
+        </w:rPr>
+        <w:t>group</w:t>
+      </w:r>
+      <w:proofErr w:type="spellEnd"/>
+      <w:r>
+        <w:rPr>
+          <w:b/>
+        </w:rPr>
+        <w:t xml:space="preserve">), and </w:t>
+      </w:r>
+      <w:proofErr w:type="spellStart"/>
+      <w:r>
+        <w:rPr>
+          <w:b/>
+        </w:rPr>
+        <w:t>limit</w:t>
+      </w:r>
+      <w:proofErr w:type="spellEnd"/>
+      <w:r>
+        <w:rPr>
+          <w:b/>
+        </w:rPr>
+        <w:t xml:space="preserve"> 2:</w:t>
+      </w:r>
+    </w:p>
+    <w:p>
+      <w:pPr>
+        <w:spacing w:line="240" w:lineRule="auto"/>
+        <w:ind w:left="360"/>
+        <w:rPr>
+          <w:sz w:val="20"/>
+        </w:rPr>
+      </w:pPr>
+      <w:proofErr w:type="spellStart"/>
+      <w:r>
+        <w:rPr>
+          <w:sz w:val="20"/>
+        </w:rPr>
+        <w:t>db.profiles.aggregate</w:t>
+      </w:r>
+      <w:proofErr w:type="spellEnd"/>
+      <w:r>
+        <w:rPr>
+          <w:sz w:val="20"/>
+        </w:rPr>
+        <w:t>([{$</w:t>
+      </w:r>
+      <w:proofErr w:type="spellStart"/>
+      <w:r>
+        <w:rPr>
+          <w:sz w:val="20"/>
+        </w:rPr>
+        <w:t>group</w:t>
+      </w:r>
+      <w:proofErr w:type="spellEnd"/>
+      <w:r>
+        <w:rPr>
+          <w:sz w:val="20"/>
+        </w:rPr>
+        <w:t>: {_id: "$</w:t>
+      </w:r>
+      <w:proofErr w:type="spellStart"/>
+      <w:r>
+        <w:rPr>
+          <w:sz w:val="20"/>
+        </w:rPr>
+        <w:t>gender</w:t>
+      </w:r>
+      <w:proofErr w:type="spellEnd"/>
+      <w:r>
+        <w:rPr>
+          <w:sz w:val="20"/>
+        </w:rPr>
+        <w:t xml:space="preserve">", </w:t>
+      </w:r>
+      <w:proofErr w:type="spellStart"/>
+      <w:r>
+        <w:rPr>
+          <w:sz w:val="20"/>
+        </w:rPr>
+        <w:t>users</w:t>
+      </w:r>
+      <w:proofErr w:type="spellEnd"/>
+      <w:r>
+        <w:rPr>
+          <w:sz w:val="20"/>
+        </w:rPr>
+        <w:t>: {$</w:t>
+      </w:r>
+      <w:proofErr w:type="spellStart"/>
+      <w:r>
+        <w:rPr>
+          <w:sz w:val="20"/>
+        </w:rPr>
+        <w:t>push</w:t>
+      </w:r>
+      <w:proofErr w:type="spellEnd"/>
+      <w:r>
+        <w:rPr>
+          <w:sz w:val="20"/>
+        </w:rPr>
+        <w:t>: "$$ROOT"}, total: {$sum: 1}}}, {$</w:t>
+      </w:r>
+      <w:proofErr w:type="spellStart"/>
+      <w:r>
+        <w:rPr>
+          <w:sz w:val="20"/>
+        </w:rPr>
+        <w:t>project</w:t>
+      </w:r>
+      <w:proofErr w:type="spellEnd"/>
+      <w:r>
+        <w:rPr>
+          <w:sz w:val="20"/>
+        </w:rPr>
+        <w:t xml:space="preserve">: {_id: 0, </w:t>
+      </w:r>
+      <w:proofErr w:type="spellStart"/>
+      <w:r>
+        <w:rPr>
+          <w:sz w:val="20"/>
+        </w:rPr>
+        <w:t>gender</w:t>
+      </w:r>
+      <w:proofErr w:type="spellEnd"/>
+      <w:r>
+        <w:rPr>
+          <w:sz w:val="20"/>
+        </w:rPr>
+        <w:t xml:space="preserve">: "$_id", total: 1, </w:t>
+      </w:r>
+      <w:proofErr w:type="spellStart"/>
+      <w:r>
+        <w:rPr>
+          <w:sz w:val="20"/>
+        </w:rPr>
+        <w:t>users</w:t>
+      </w:r>
+      <w:proofErr w:type="spellEnd"/>
+      <w:r>
+        <w:rPr>
+          <w:sz w:val="20"/>
+        </w:rPr>
+        <w:t>: 1}}, {$</w:t>
+      </w:r>
+      <w:proofErr w:type="spellStart"/>
+      <w:r>
+        <w:rPr>
+          <w:sz w:val="20"/>
+        </w:rPr>
+        <w:t>sort</w:t>
+      </w:r>
+      <w:proofErr w:type="spellEnd"/>
+      <w:r>
+        <w:rPr>
+          <w:sz w:val="20"/>
+        </w:rPr>
+        <w:t>: {</w:t>
+      </w:r>
+      <w:proofErr w:type="spellStart"/>
+      <w:r>
+        <w:rPr>
+          <w:sz w:val="20"/>
+        </w:rPr>
+        <w:t>gender</w:t>
+      </w:r>
+      <w:proofErr w:type="spellEnd"/>
+      <w:r>
+        <w:rPr>
+          <w:sz w:val="20"/>
+        </w:rPr>
+        <w:t>: 1}}, {$</w:t>
+      </w:r>
+      <w:proofErr w:type="spellStart"/>
+      <w:r>
+        <w:rPr>
+          <w:sz w:val="20"/>
+        </w:rPr>
+        <w:t>skip</w:t>
+      </w:r>
+      <w:proofErr w:type="spellEnd"/>
+      <w:r>
+        <w:rPr>
+          <w:sz w:val="20"/>
+        </w:rPr>
+        <w:t>: 1}, {$</w:t>
+      </w:r>
+      <w:proofErr w:type="spellStart"/>
+      <w:r>
+        <w:rPr>
+          <w:sz w:val="20"/>
+        </w:rPr>
+        <w:t>limit</w:t>
+      </w:r>
+      <w:proofErr w:type="spellEnd"/>
+      <w:r>
+        <w:rPr>
+          <w:sz w:val="20"/>
+        </w:rPr>
+        <w:t>: 2}])</w:t>
       </w:r>
       <w:bookmarkStart w:id="0" w:name="_GoBack"/>
       <w:bookmarkEnd w:id="0"/>
-      <w:r>
-        <w:rPr>
-          <w:b/>
-        </w:rPr>
-        <w:t>:</w:t>
-      </w:r>
-    </w:p>
-    <w:p>
-      <w:pPr>
-        <w:spacing w:line="240" w:lineRule="auto"/>
-        <w:ind w:left="360"/>
-        <w:rPr>
-          <w:sz w:val="20"/>
-        </w:rPr>
-      </w:pPr>
-      <w:proofErr w:type="spellStart"/>
-      <w:proofErr w:type="gramStart"/>
-      <w:r>
-        <w:rPr>
-          <w:sz w:val="20"/>
-        </w:rPr>
-        <w:t>db.profiles</w:t>
-      </w:r>
-      <w:proofErr w:type="gramEnd"/>
-      <w:r>
-        <w:rPr>
-          <w:sz w:val="20"/>
-        </w:rPr>
-        <w:t>.aggregate</w:t>
-      </w:r>
-      <w:proofErr w:type="spellEnd"/>
-      <w:r>
-        <w:rPr>
-          <w:sz w:val="20"/>
-        </w:rPr>
-        <w:t>([</w:t>
-      </w:r>
-    </w:p>
-    <w:p>
-      <w:pPr>
-        <w:spacing w:line="240" w:lineRule="auto"/>
-        <w:ind w:left="360"/>
-        <w:rPr>
-          <w:sz w:val="20"/>
-        </w:rPr>
-      </w:pPr>
-      <w:r>
-        <w:rPr>
-          <w:sz w:val="20"/>
-        </w:rPr>
-        <w:t xml:space="preserve">  {$match: {</w:t>
-      </w:r>
-      <w:proofErr w:type="spellStart"/>
-      <w:r>
-        <w:rPr>
-          <w:sz w:val="20"/>
-        </w:rPr>
-        <w:t>type</w:t>
-      </w:r>
-      <w:proofErr w:type="spellEnd"/>
-      <w:r>
-        <w:rPr>
-          <w:sz w:val="20"/>
-        </w:rPr>
-        <w:t>:</w:t>
-      </w:r>
-      <w:r>
-        <w:rPr>
-          <w:sz w:val="20"/>
-        </w:rPr>
-        <w:t xml:space="preserve"> </w:t>
-      </w:r>
-      <w:r>
-        <w:rPr>
-          <w:sz w:val="20"/>
-        </w:rPr>
-        <w:t>"</w:t>
-      </w:r>
-      <w:proofErr w:type="spellStart"/>
-      <w:r>
-        <w:rPr>
-          <w:sz w:val="20"/>
-        </w:rPr>
-        <w:t>User</w:t>
-      </w:r>
-      <w:proofErr w:type="spellEnd"/>
-      <w:r>
-        <w:rPr>
-          <w:sz w:val="20"/>
-        </w:rPr>
-        <w:t>", $</w:t>
-      </w:r>
-      <w:proofErr w:type="spellStart"/>
-      <w:r>
-        <w:rPr>
-          <w:sz w:val="20"/>
-        </w:rPr>
-        <w:t>or</w:t>
-      </w:r>
-      <w:proofErr w:type="spellEnd"/>
-      <w:r>
-        <w:rPr>
-          <w:sz w:val="20"/>
-        </w:rPr>
-        <w:t>: [{email: {$</w:t>
-      </w:r>
-      <w:proofErr w:type="spellStart"/>
-      <w:r>
-        <w:rPr>
-          <w:sz w:val="20"/>
-        </w:rPr>
-        <w:t>regex</w:t>
-      </w:r>
-      <w:proofErr w:type="spellEnd"/>
-      <w:r>
-        <w:rPr>
-          <w:sz w:val="20"/>
-        </w:rPr>
-        <w:t>:</w:t>
-      </w:r>
-      <w:r>
-        <w:rPr>
-          <w:sz w:val="20"/>
-        </w:rPr>
-        <w:t xml:space="preserve"> </w:t>
-      </w:r>
-      <w:r>
-        <w:rPr>
-          <w:sz w:val="20"/>
-        </w:rPr>
-        <w:t>"sandia.com"}},</w:t>
-      </w:r>
-      <w:r>
-        <w:rPr>
-          <w:sz w:val="20"/>
-        </w:rPr>
-        <w:t xml:space="preserve"> </w:t>
-      </w:r>
-      <w:r>
-        <w:rPr>
-          <w:sz w:val="20"/>
-        </w:rPr>
-        <w:t>{email:</w:t>
-      </w:r>
-      <w:r>
-        <w:rPr>
-          <w:sz w:val="20"/>
-        </w:rPr>
-        <w:t xml:space="preserve"> </w:t>
-      </w:r>
-      <w:r>
-        <w:rPr>
-          <w:sz w:val="20"/>
-        </w:rPr>
-        <w:t>/@sandia/}]}},</w:t>
-      </w:r>
-    </w:p>
-    <w:p>
-      <w:pPr>
-        <w:spacing w:line="240" w:lineRule="auto"/>
-        <w:ind w:left="360"/>
-        <w:rPr>
-          <w:sz w:val="20"/>
-        </w:rPr>
-      </w:pPr>
-      <w:r>
-        <w:rPr>
-          <w:sz w:val="20"/>
-        </w:rPr>
-        <w:t xml:space="preserve">  {</w:t>
-      </w:r>
-      <w:r>
-        <w:rPr>
-          <w:sz w:val="20"/>
-        </w:rPr>
-        <w:t>$</w:t>
-      </w:r>
-      <w:proofErr w:type="spellStart"/>
-      <w:r>
-        <w:rPr>
-          <w:sz w:val="20"/>
-        </w:rPr>
-        <w:t>group</w:t>
-      </w:r>
-      <w:proofErr w:type="spellEnd"/>
-      <w:r>
-        <w:rPr>
-          <w:sz w:val="20"/>
-        </w:rPr>
-        <w:t>: {_id: "$</w:t>
-      </w:r>
-      <w:proofErr w:type="spellStart"/>
-      <w:r>
-        <w:rPr>
-          <w:sz w:val="20"/>
-        </w:rPr>
-        <w:t>type</w:t>
-      </w:r>
-      <w:proofErr w:type="spellEnd"/>
-      <w:r>
-        <w:rPr>
-          <w:sz w:val="20"/>
-        </w:rPr>
-        <w:t>",</w:t>
-      </w:r>
-    </w:p>
-    <w:p>
-      <w:pPr>
-        <w:spacing w:line="240" w:lineRule="auto"/>
-        <w:ind w:left="360"/>
-        <w:rPr>
-          <w:sz w:val="20"/>
-        </w:rPr>
-      </w:pPr>
-      <w:r>
-        <w:rPr>
-          <w:sz w:val="20"/>
-        </w:rPr>
-        <w:t xml:space="preserve">   </w:t>
-      </w:r>
-      <w:r>
-        <w:rPr>
-          <w:sz w:val="20"/>
-        </w:rPr>
-        <w:t xml:space="preserve">          </w:t>
-      </w:r>
-      <w:proofErr w:type="spellStart"/>
-      <w:r>
-        <w:rPr>
-          <w:sz w:val="20"/>
-        </w:rPr>
-        <w:t>Total_Sandia_Users</w:t>
-      </w:r>
-      <w:proofErr w:type="spellEnd"/>
-      <w:r>
-        <w:rPr>
-          <w:sz w:val="20"/>
-        </w:rPr>
-        <w:t>: {$sum: 1</w:t>
-      </w:r>
-      <w:r>
-        <w:rPr>
-          <w:sz w:val="20"/>
-        </w:rPr>
-        <w:t>},</w:t>
-      </w:r>
-    </w:p>
-    <w:p>
-      <w:pPr>
-        <w:spacing w:line="240" w:lineRule="auto"/>
-        <w:ind w:left="360"/>
-        <w:rPr>
-          <w:sz w:val="20"/>
-        </w:rPr>
-      </w:pPr>
-      <w:r>
-        <w:rPr>
-          <w:sz w:val="20"/>
-        </w:rPr>
-        <w:t xml:space="preserve">             </w:t>
-      </w:r>
-      <w:proofErr w:type="spellStart"/>
-      <w:r>
-        <w:rPr>
-          <w:sz w:val="20"/>
-        </w:rPr>
-        <w:t>SANDIA_emails</w:t>
-      </w:r>
-      <w:proofErr w:type="spellEnd"/>
-      <w:r>
-        <w:rPr>
-          <w:sz w:val="20"/>
-        </w:rPr>
-        <w:t>: {</w:t>
-      </w:r>
-      <w:r>
-        <w:rPr>
-          <w:sz w:val="20"/>
-        </w:rPr>
-        <w:t>$</w:t>
-      </w:r>
-      <w:proofErr w:type="spellStart"/>
-      <w:r>
-        <w:rPr>
-          <w:sz w:val="20"/>
-        </w:rPr>
-        <w:t>push</w:t>
-      </w:r>
-      <w:proofErr w:type="spellEnd"/>
-      <w:r>
-        <w:rPr>
-          <w:sz w:val="20"/>
-        </w:rPr>
-        <w:t xml:space="preserve">:  </w:t>
-      </w:r>
-    </w:p>
-    <w:p>
-      <w:pPr>
-        <w:spacing w:line="240" w:lineRule="auto"/>
-        <w:ind w:left="360"/>
-        <w:rPr>
-          <w:sz w:val="20"/>
-        </w:rPr>
-      </w:pPr>
-      <w:r>
-        <w:rPr>
-          <w:sz w:val="20"/>
-        </w:rPr>
-        <w:t xml:space="preserve">             {</w:t>
-      </w:r>
-      <w:proofErr w:type="spellStart"/>
-      <w:r>
-        <w:rPr>
-          <w:sz w:val="20"/>
-        </w:rPr>
-        <w:t>username</w:t>
-      </w:r>
-      <w:proofErr w:type="spellEnd"/>
-      <w:r>
-        <w:rPr>
-          <w:sz w:val="20"/>
-        </w:rPr>
-        <w:t>: "$</w:t>
-      </w:r>
-      <w:proofErr w:type="spellStart"/>
-      <w:r>
-        <w:rPr>
-          <w:sz w:val="20"/>
-        </w:rPr>
-        <w:t>username</w:t>
-      </w:r>
-      <w:proofErr w:type="spellEnd"/>
-      <w:r>
-        <w:rPr>
-          <w:sz w:val="20"/>
-        </w:rPr>
-        <w:t>", ema</w:t>
-      </w:r>
-      <w:r>
-        <w:rPr>
-          <w:sz w:val="20"/>
-        </w:rPr>
-        <w:t>il: "$email"</w:t>
-      </w:r>
-      <w:r>
-        <w:rPr>
-          <w:sz w:val="20"/>
-        </w:rPr>
-        <w:t>}}</w:t>
-      </w:r>
-    </w:p>
-    <w:p>
-      <w:pPr>
-        <w:spacing w:line="240" w:lineRule="auto"/>
-        <w:ind w:left="360"/>
-      </w:pPr>
-      <w:r>
-        <w:rPr>
-          <w:sz w:val="20"/>
-        </w:rPr>
-        <w:t xml:space="preserve">             }}])</w:t>
-      </w:r>
-      <w:r>
-        <w:rPr>
-          <w:sz w:val="20"/>
-        </w:rPr>
-        <w:br/>
-      </w:r>
-    </w:p>
-    <w:p>
-      <w:pPr>
-        <w:pStyle w:val="Prrafodelista"/>
-        <w:spacing w:line="240" w:lineRule="auto"/>
-        <w:ind w:left="0"/>
-        <w:rPr>
-          <w:i/>
-          <w:sz w:val="28"/>
-        </w:rPr>
-      </w:pPr>
-      <w:proofErr w:type="spellStart"/>
-      <w:r>
-        <w:rPr>
-          <w:i/>
-          <w:sz w:val="28"/>
-        </w:rPr>
-        <w:t>Ekaitz</w:t>
-      </w:r>
-      <w:proofErr w:type="spellEnd"/>
-    </w:p>
-    <w:p>
-      <w:pPr>
-        <w:pStyle w:val="Prrafodelista"/>
-        <w:numPr>
-          <w:ilvl w:val="0"/>
-          <w:numId w:val="6"/>
-        </w:numPr>
-        <w:spacing w:line="240" w:lineRule="auto"/>
-        <w:rPr>
-          <w:b/>
-        </w:rPr>
-      </w:pPr>
-      <w:proofErr w:type="spellStart"/>
-      <w:r>
-        <w:rPr>
-          <w:b/>
-        </w:rPr>
-        <w:t>Update</w:t>
-      </w:r>
-      <w:proofErr w:type="spellEnd"/>
-      <w:r>
-        <w:rPr>
-          <w:b/>
-        </w:rPr>
-        <w:t xml:space="preserve"> </w:t>
-      </w:r>
-      <w:proofErr w:type="spellStart"/>
-      <w:r>
-        <w:rPr>
-          <w:b/>
-        </w:rPr>
-        <w:t>many</w:t>
-      </w:r>
-      <w:proofErr w:type="spellEnd"/>
-      <w:r>
-        <w:rPr>
-          <w:b/>
-        </w:rPr>
-        <w:t xml:space="preserve"> </w:t>
-      </w:r>
-      <w:proofErr w:type="spellStart"/>
-      <w:r>
-        <w:rPr>
-          <w:b/>
-        </w:rPr>
-        <w:t>current-accounts</w:t>
-      </w:r>
-      <w:proofErr w:type="spellEnd"/>
-      <w:r>
-        <w:rPr>
-          <w:b/>
-        </w:rPr>
-        <w:t xml:space="preserve"> </w:t>
-      </w:r>
-      <w:proofErr w:type="spellStart"/>
-      <w:r>
-        <w:rPr>
-          <w:b/>
-        </w:rPr>
-        <w:t>by</w:t>
-      </w:r>
-      <w:proofErr w:type="spellEnd"/>
-      <w:r>
-        <w:rPr>
-          <w:b/>
-        </w:rPr>
-        <w:t xml:space="preserve"> </w:t>
-      </w:r>
-      <w:proofErr w:type="spellStart"/>
-      <w:r>
-        <w:rPr>
-          <w:b/>
-        </w:rPr>
-        <w:t>type</w:t>
-      </w:r>
-      <w:proofErr w:type="spellEnd"/>
-      <w:r>
-        <w:rPr>
-          <w:b/>
-        </w:rPr>
-        <w:t>:</w:t>
-      </w:r>
-    </w:p>
-    <w:p>
-      <w:pPr>
-        <w:spacing w:line="240" w:lineRule="auto"/>
-        <w:ind w:firstLine="360"/>
-      </w:pPr>
-      <w:proofErr w:type="spellStart"/>
-      <w:proofErr w:type="gramStart"/>
-      <w:r>
-        <w:rPr>
-          <w:sz w:val="20"/>
-        </w:rPr>
-        <w:t>db.profiles</w:t>
-      </w:r>
-      <w:proofErr w:type="gramEnd"/>
-      <w:r>
-        <w:rPr>
-          <w:sz w:val="20"/>
-        </w:rPr>
-        <w:t>.updateMany</w:t>
-      </w:r>
-      <w:proofErr w:type="spellEnd"/>
-      <w:r>
-        <w:rPr>
-          <w:sz w:val="20"/>
-        </w:rPr>
-        <w:t>({</w:t>
-      </w:r>
-      <w:proofErr w:type="spellStart"/>
-      <w:r>
-        <w:rPr>
-          <w:sz w:val="20"/>
-        </w:rPr>
-        <w:t>type</w:t>
-      </w:r>
-      <w:proofErr w:type="spellEnd"/>
-      <w:r>
-        <w:rPr>
-          <w:sz w:val="20"/>
-        </w:rPr>
-        <w:t>: "</w:t>
-      </w:r>
-      <w:proofErr w:type="spellStart"/>
-      <w:r>
-        <w:rPr>
-          <w:sz w:val="20"/>
-        </w:rPr>
-        <w:t>Admin</w:t>
-      </w:r>
-      <w:proofErr w:type="spellEnd"/>
-      <w:r>
-        <w:rPr>
-          <w:sz w:val="20"/>
-        </w:rPr>
-        <w:t>"}, {$set: {</w:t>
-      </w:r>
-      <w:proofErr w:type="spellStart"/>
-      <w:r>
-        <w:rPr>
-          <w:sz w:val="20"/>
-        </w:rPr>
-        <w:t>currentAccount</w:t>
-      </w:r>
-      <w:proofErr w:type="spellEnd"/>
-      <w:r>
-        <w:rPr>
-          <w:sz w:val="20"/>
-        </w:rPr>
-        <w:t>: "0000000000000000"}})</w:t>
-      </w:r>
-    </w:p>
-    <w:p>
-      <w:pPr>
-        <w:pStyle w:val="Prrafodelista"/>
-        <w:numPr>
-          <w:ilvl w:val="0"/>
-          <w:numId w:val="5"/>
-        </w:numPr>
-        <w:spacing w:line="240" w:lineRule="auto"/>
-        <w:rPr>
-          <w:b/>
-        </w:rPr>
-      </w:pPr>
-      <w:proofErr w:type="spellStart"/>
-      <w:r>
-        <w:rPr>
-          <w:b/>
-        </w:rPr>
-        <w:t>Create</w:t>
-      </w:r>
-      <w:proofErr w:type="spellEnd"/>
-      <w:r>
-        <w:rPr>
-          <w:b/>
-        </w:rPr>
-        <w:t xml:space="preserve"> "</w:t>
-      </w:r>
-      <w:proofErr w:type="spellStart"/>
-      <w:r>
-        <w:rPr>
-          <w:b/>
-        </w:rPr>
-        <w:t>admin</w:t>
-      </w:r>
-      <w:proofErr w:type="spellEnd"/>
-      <w:r>
-        <w:rPr>
-          <w:b/>
-        </w:rPr>
-        <w:t xml:space="preserve">" </w:t>
-      </w:r>
-      <w:proofErr w:type="spellStart"/>
-      <w:r>
-        <w:rPr>
-          <w:b/>
-        </w:rPr>
-        <w:t>user</w:t>
-      </w:r>
-      <w:proofErr w:type="spellEnd"/>
-      <w:r>
-        <w:rPr>
-          <w:b/>
-        </w:rPr>
-        <w:t xml:space="preserve"> in </w:t>
-      </w:r>
-      <w:proofErr w:type="spellStart"/>
-      <w:r>
-        <w:rPr>
-          <w:b/>
-        </w:rPr>
-        <w:t>the</w:t>
-      </w:r>
-      <w:proofErr w:type="spellEnd"/>
-      <w:r>
-        <w:rPr>
-          <w:b/>
-        </w:rPr>
-        <w:t xml:space="preserve"> </w:t>
-      </w:r>
-      <w:proofErr w:type="spellStart"/>
-      <w:r>
-        <w:rPr>
-          <w:b/>
-        </w:rPr>
-        <w:t>users_manager</w:t>
-      </w:r>
-      <w:proofErr w:type="spellEnd"/>
-      <w:r>
-        <w:rPr>
-          <w:b/>
-        </w:rPr>
-        <w:t xml:space="preserve"> </w:t>
-      </w:r>
-      <w:proofErr w:type="spellStart"/>
-      <w:r>
-        <w:rPr>
-          <w:b/>
-        </w:rPr>
-        <w:t>db</w:t>
-      </w:r>
-      <w:proofErr w:type="spellEnd"/>
-      <w:r>
-        <w:rPr>
-          <w:b/>
-        </w:rPr>
-        <w:t>:</w:t>
-      </w:r>
-    </w:p>
-    <w:p>
-      <w:pPr>
-        <w:spacing w:line="240" w:lineRule="auto"/>
-        <w:ind w:left="360"/>
-      </w:pPr>
-      <w:proofErr w:type="spellStart"/>
-      <w:proofErr w:type="gramStart"/>
-      <w:r>
-        <w:rPr>
-          <w:sz w:val="20"/>
-        </w:rPr>
-        <w:t>db.createUser</w:t>
-      </w:r>
-      <w:proofErr w:type="spellEnd"/>
-      <w:proofErr w:type="gramEnd"/>
-      <w:r>
-        <w:rPr>
-          <w:sz w:val="20"/>
-        </w:rPr>
-        <w:t xml:space="preserve">({ </w:t>
-      </w:r>
-      <w:proofErr w:type="spellStart"/>
-      <w:r>
-        <w:rPr>
-          <w:sz w:val="20"/>
-        </w:rPr>
-        <w:t>user</w:t>
-      </w:r>
-      <w:proofErr w:type="spellEnd"/>
-      <w:r>
-        <w:rPr>
-          <w:sz w:val="20"/>
-        </w:rPr>
-        <w:t>: "</w:t>
-      </w:r>
-      <w:proofErr w:type="spellStart"/>
-      <w:r>
-        <w:rPr>
-          <w:sz w:val="20"/>
-        </w:rPr>
-        <w:t>admin</w:t>
-      </w:r>
-      <w:proofErr w:type="spellEnd"/>
-      <w:r>
-        <w:rPr>
-          <w:sz w:val="20"/>
-        </w:rPr>
-        <w:t xml:space="preserve">", </w:t>
-      </w:r>
-      <w:proofErr w:type="spellStart"/>
-      <w:r>
-        <w:rPr>
-          <w:sz w:val="20"/>
-        </w:rPr>
-        <w:t>pwd</w:t>
-      </w:r>
-      <w:proofErr w:type="spellEnd"/>
-      <w:r>
-        <w:rPr>
-          <w:sz w:val="20"/>
-        </w:rPr>
-        <w:t>: "</w:t>
-      </w:r>
-      <w:proofErr w:type="spellStart"/>
-      <w:r>
-        <w:rPr>
-          <w:sz w:val="20"/>
-        </w:rPr>
-        <w:t>abcd</w:t>
-      </w:r>
-      <w:proofErr w:type="spellEnd"/>
-      <w:r>
-        <w:rPr>
-          <w:sz w:val="20"/>
-        </w:rPr>
-        <w:t>*1234", roles: [{ role: "</w:t>
-      </w:r>
-      <w:proofErr w:type="spellStart"/>
-      <w:r>
-        <w:rPr>
-          <w:sz w:val="20"/>
-        </w:rPr>
-        <w:t>dbOwner</w:t>
-      </w:r>
-      <w:proofErr w:type="spellEnd"/>
-      <w:r>
-        <w:rPr>
-          <w:sz w:val="20"/>
-        </w:rPr>
-        <w:t xml:space="preserve">", </w:t>
-      </w:r>
-      <w:proofErr w:type="spellStart"/>
-      <w:r>
-        <w:rPr>
-          <w:sz w:val="20"/>
-        </w:rPr>
-        <w:t>db</w:t>
-      </w:r>
-      <w:proofErr w:type="spellEnd"/>
-      <w:r>
-        <w:rPr>
-          <w:sz w:val="20"/>
-        </w:rPr>
-        <w:t>: "</w:t>
-      </w:r>
-      <w:proofErr w:type="spellStart"/>
-      <w:r>
-        <w:rPr>
-          <w:sz w:val="20"/>
-        </w:rPr>
-        <w:t>users_manager</w:t>
-      </w:r>
-      <w:proofErr w:type="spellEnd"/>
-      <w:r>
-        <w:rPr>
-          <w:sz w:val="20"/>
-        </w:rPr>
-        <w:t>" }]})</w:t>
-      </w:r>
-    </w:p>
-    <w:p>
-      <w:pPr>
-        <w:pStyle w:val="Prrafodelista"/>
-        <w:numPr>
-          <w:ilvl w:val="0"/>
-          <w:numId w:val="4"/>
-        </w:numPr>
-        <w:spacing w:line="240" w:lineRule="auto"/>
-        <w:rPr>
-          <w:b/>
-        </w:rPr>
-      </w:pPr>
-      <w:r>
-        <w:rPr>
-          <w:b/>
-        </w:rPr>
-        <w:t xml:space="preserve">Pipeline to </w:t>
-      </w:r>
-      <w:proofErr w:type="spellStart"/>
-      <w:r>
-        <w:rPr>
-          <w:b/>
-        </w:rPr>
-        <w:t>group</w:t>
-      </w:r>
-      <w:proofErr w:type="spellEnd"/>
-      <w:r>
-        <w:rPr>
-          <w:b/>
-        </w:rPr>
-        <w:t xml:space="preserve"> </w:t>
-      </w:r>
-      <w:proofErr w:type="spellStart"/>
-      <w:r>
-        <w:rPr>
-          <w:b/>
-        </w:rPr>
-        <w:t>by</w:t>
-      </w:r>
-      <w:proofErr w:type="spellEnd"/>
-      <w:r>
-        <w:rPr>
-          <w:b/>
-        </w:rPr>
-        <w:t xml:space="preserve"> </w:t>
-      </w:r>
-      <w:proofErr w:type="spellStart"/>
-      <w:r>
-        <w:rPr>
-          <w:b/>
-        </w:rPr>
-        <w:t>gender</w:t>
-      </w:r>
-      <w:proofErr w:type="spellEnd"/>
-      <w:r>
-        <w:rPr>
-          <w:b/>
-        </w:rPr>
-        <w:t xml:space="preserve">, </w:t>
-      </w:r>
-      <w:proofErr w:type="spellStart"/>
-      <w:r>
-        <w:rPr>
-          <w:b/>
-        </w:rPr>
-        <w:t>rename</w:t>
-      </w:r>
-      <w:proofErr w:type="spellEnd"/>
-      <w:r>
-        <w:rPr>
-          <w:b/>
-        </w:rPr>
-        <w:t xml:space="preserve"> id </w:t>
-      </w:r>
-      <w:proofErr w:type="spellStart"/>
-      <w:r>
-        <w:rPr>
-          <w:b/>
-        </w:rPr>
-        <w:t>field</w:t>
-      </w:r>
-      <w:proofErr w:type="spellEnd"/>
-      <w:r>
-        <w:rPr>
-          <w:b/>
-        </w:rPr>
-        <w:t xml:space="preserve">, </w:t>
-      </w:r>
-      <w:proofErr w:type="spellStart"/>
-      <w:r>
-        <w:rPr>
-          <w:b/>
-        </w:rPr>
-        <w:t>sort</w:t>
-      </w:r>
-      <w:proofErr w:type="spellEnd"/>
-      <w:r>
-        <w:rPr>
-          <w:b/>
-        </w:rPr>
-        <w:t xml:space="preserve"> </w:t>
-      </w:r>
-      <w:proofErr w:type="spellStart"/>
-      <w:r>
-        <w:rPr>
-          <w:b/>
-        </w:rPr>
-        <w:t>alphabetically</w:t>
-      </w:r>
-      <w:proofErr w:type="spellEnd"/>
-      <w:r>
-        <w:rPr>
-          <w:b/>
-        </w:rPr>
-        <w:t xml:space="preserve">, </w:t>
-      </w:r>
-      <w:proofErr w:type="spellStart"/>
-      <w:r>
-        <w:rPr>
-          <w:b/>
-        </w:rPr>
-        <w:t>skip</w:t>
-      </w:r>
-      <w:proofErr w:type="spellEnd"/>
-      <w:r>
-        <w:rPr>
-          <w:b/>
-        </w:rPr>
-        <w:t xml:space="preserve"> </w:t>
-      </w:r>
-      <w:proofErr w:type="spellStart"/>
-      <w:r>
-        <w:rPr>
-          <w:b/>
-        </w:rPr>
-        <w:t>first</w:t>
-      </w:r>
-      <w:proofErr w:type="spellEnd"/>
-      <w:r>
-        <w:rPr>
-          <w:b/>
-        </w:rPr>
-        <w:t xml:space="preserve"> </w:t>
-      </w:r>
-      <w:proofErr w:type="spellStart"/>
-      <w:r>
-        <w:rPr>
-          <w:b/>
-        </w:rPr>
-        <w:t>result</w:t>
-      </w:r>
-      <w:proofErr w:type="spellEnd"/>
-      <w:r>
-        <w:rPr>
-          <w:b/>
-        </w:rPr>
-        <w:t xml:space="preserve"> (</w:t>
-      </w:r>
-      <w:proofErr w:type="spellStart"/>
-      <w:r>
-        <w:rPr>
-          <w:b/>
-        </w:rPr>
-        <w:t>null</w:t>
-      </w:r>
-      <w:proofErr w:type="spellEnd"/>
-      <w:r>
-        <w:rPr>
-          <w:b/>
-        </w:rPr>
-        <w:t xml:space="preserve"> </w:t>
-      </w:r>
-      <w:proofErr w:type="spellStart"/>
-      <w:r>
-        <w:rPr>
-          <w:b/>
-        </w:rPr>
-        <w:t>group</w:t>
-      </w:r>
-      <w:proofErr w:type="spellEnd"/>
-      <w:r>
-        <w:rPr>
-          <w:b/>
-        </w:rPr>
-        <w:t xml:space="preserve">), and </w:t>
-      </w:r>
-      <w:proofErr w:type="spellStart"/>
-      <w:r>
-        <w:rPr>
-          <w:b/>
-        </w:rPr>
-        <w:t>limit</w:t>
-      </w:r>
-      <w:proofErr w:type="spellEnd"/>
-      <w:r>
-        <w:rPr>
-          <w:b/>
-        </w:rPr>
-        <w:t xml:space="preserve"> 2:</w:t>
-      </w:r>
-    </w:p>
-    <w:p>
-      <w:pPr>
-        <w:spacing w:line="240" w:lineRule="auto"/>
-        <w:ind w:left="360"/>
-        <w:rPr>
-          <w:sz w:val="20"/>
-        </w:rPr>
-      </w:pPr>
-      <w:proofErr w:type="spellStart"/>
-      <w:proofErr w:type="gramStart"/>
-      <w:r>
-        <w:rPr>
-          <w:sz w:val="20"/>
-        </w:rPr>
-        <w:t>db.profiles</w:t>
-      </w:r>
-      <w:proofErr w:type="gramEnd"/>
-      <w:r>
-        <w:rPr>
-          <w:sz w:val="20"/>
-        </w:rPr>
-        <w:t>.aggregate</w:t>
-      </w:r>
-      <w:proofErr w:type="spellEnd"/>
-      <w:r>
-        <w:rPr>
-          <w:sz w:val="20"/>
-        </w:rPr>
-        <w:t>([{$</w:t>
-      </w:r>
-      <w:proofErr w:type="spellStart"/>
-      <w:r>
-        <w:rPr>
-          <w:sz w:val="20"/>
-        </w:rPr>
-        <w:t>group</w:t>
-      </w:r>
-      <w:proofErr w:type="spellEnd"/>
-      <w:r>
-        <w:rPr>
-          <w:sz w:val="20"/>
-        </w:rPr>
-        <w:t>: {_id: "$</w:t>
-      </w:r>
-      <w:proofErr w:type="spellStart"/>
-      <w:r>
-        <w:rPr>
-          <w:sz w:val="20"/>
-        </w:rPr>
-        <w:t>gender</w:t>
-      </w:r>
-      <w:proofErr w:type="spellEnd"/>
-      <w:r>
-        <w:rPr>
-          <w:sz w:val="20"/>
-        </w:rPr>
-        <w:t xml:space="preserve">", </w:t>
-      </w:r>
-      <w:proofErr w:type="spellStart"/>
-      <w:r>
-        <w:rPr>
-          <w:sz w:val="20"/>
-        </w:rPr>
-        <w:t>users</w:t>
-      </w:r>
-      <w:proofErr w:type="spellEnd"/>
-      <w:r>
-        <w:rPr>
-          <w:sz w:val="20"/>
-        </w:rPr>
-        <w:t>: {$</w:t>
-      </w:r>
-      <w:proofErr w:type="spellStart"/>
-      <w:r>
-        <w:rPr>
-          <w:sz w:val="20"/>
-        </w:rPr>
-        <w:t>push</w:t>
-      </w:r>
-      <w:proofErr w:type="spellEnd"/>
-      <w:r>
-        <w:rPr>
-          <w:sz w:val="20"/>
-        </w:rPr>
-        <w:t>: "$$ROOT"}, total: {$sum: 1}}}, {$</w:t>
-      </w:r>
-      <w:proofErr w:type="spellStart"/>
-      <w:r>
-        <w:rPr>
-          <w:sz w:val="20"/>
-        </w:rPr>
-        <w:t>project</w:t>
-      </w:r>
-      <w:proofErr w:type="spellEnd"/>
-      <w:r>
-        <w:rPr>
-          <w:sz w:val="20"/>
-        </w:rPr>
-        <w:t xml:space="preserve">: {_id: 0, </w:t>
-      </w:r>
-      <w:proofErr w:type="spellStart"/>
-      <w:r>
-        <w:rPr>
-          <w:sz w:val="20"/>
-        </w:rPr>
-        <w:t>gender</w:t>
-      </w:r>
-      <w:proofErr w:type="spellEnd"/>
-      <w:r>
-        <w:rPr>
-          <w:sz w:val="20"/>
-        </w:rPr>
-        <w:t xml:space="preserve">: "$_id", total: 1, </w:t>
-      </w:r>
-      <w:proofErr w:type="spellStart"/>
-      <w:r>
-        <w:rPr>
-          <w:sz w:val="20"/>
-        </w:rPr>
-        <w:t>users</w:t>
-      </w:r>
-      <w:proofErr w:type="spellEnd"/>
-      <w:r>
-        <w:rPr>
-          <w:sz w:val="20"/>
-        </w:rPr>
-        <w:t>: 1}}, {$</w:t>
-      </w:r>
-      <w:proofErr w:type="spellStart"/>
-      <w:r>
-        <w:rPr>
-          <w:sz w:val="20"/>
-        </w:rPr>
-        <w:t>sort</w:t>
-      </w:r>
-      <w:proofErr w:type="spellEnd"/>
-      <w:r>
-        <w:rPr>
-          <w:sz w:val="20"/>
-        </w:rPr>
-        <w:t>: {</w:t>
-      </w:r>
-      <w:proofErr w:type="spellStart"/>
-      <w:r>
-        <w:rPr>
-          <w:sz w:val="20"/>
-        </w:rPr>
-        <w:t>gender</w:t>
-      </w:r>
-      <w:proofErr w:type="spellEnd"/>
-      <w:r>
-        <w:rPr>
-          <w:sz w:val="20"/>
-        </w:rPr>
-        <w:t>: 1}}, {$</w:t>
-      </w:r>
-      <w:proofErr w:type="spellStart"/>
-      <w:r>
-        <w:rPr>
-          <w:sz w:val="20"/>
-        </w:rPr>
-        <w:t>skip</w:t>
-      </w:r>
-      <w:proofErr w:type="spellEnd"/>
-      <w:r>
-        <w:rPr>
-          <w:sz w:val="20"/>
-        </w:rPr>
-        <w:t>: 1}, {$</w:t>
-      </w:r>
-      <w:proofErr w:type="spellStart"/>
-      <w:r>
-        <w:rPr>
-          <w:sz w:val="20"/>
-        </w:rPr>
-        <w:t>limit</w:t>
-      </w:r>
-      <w:proofErr w:type="spellEnd"/>
-      <w:r>
-        <w:rPr>
-          <w:sz w:val="20"/>
-        </w:rPr>
-        <w:t>: 2}])</w:t>
-      </w:r>
-    </w:p>
-    <w:p>
-      <w:pPr>
-        <w:spacing w:line="240" w:lineRule="auto"/>
-      </w:pPr>
-    </w:p>
-    <w:p>
-      <w:pPr>
-        <w:spacing w:line="240" w:lineRule="auto"/>
-      </w:pPr>
     </w:p>
     <w:p>
       <w:pPr>
@@ -1944,7 +1982,6 @@
         <w:rPr>
           <w:b/>
         </w:rPr>
-        <w:lastRenderedPageBreak/>
         <w:t>Update</w:t>
       </w:r>
       <w:proofErr w:type="spellEnd"/>
@@ -2714,6 +2751,119 @@
     </w:lvl>
   </w:abstractNum>
   <w:abstractNum w:abstractNumId="2" w15:restartNumberingAfterBreak="0">
+    <w:nsid w:val="04E44DF5"/>
+    <w:multiLevelType w:val="hybridMultilevel"/>
+    <w:tmpl w:val="E76A5D34"/>
+    <w:lvl w:ilvl="0" w:tplc="0C0A0001">
+      <w:start w:val="1"/>
+      <w:numFmt w:val="bullet"/>
+      <w:lvlText w:val=""/>
+      <w:lvlJc w:val="left"/>
+      <w:pPr>
+        <w:ind w:left="720" w:hanging="360"/>
+      </w:pPr>
+      <w:rPr>
+        <w:rFonts w:ascii="Symbol" w:hAnsi="Symbol" w:hint="default"/>
+      </w:rPr>
+    </w:lvl>
+    <w:lvl w:ilvl="1" w:tplc="0C0A0003" w:tentative="1">
+      <w:start w:val="1"/>
+      <w:numFmt w:val="bullet"/>
+      <w:lvlText w:val="o"/>
+      <w:lvlJc w:val="left"/>
+      <w:pPr>
+        <w:ind w:left="1440" w:hanging="360"/>
+      </w:pPr>
+      <w:rPr>
+        <w:rFonts w:ascii="Courier New" w:hAnsi="Courier New" w:cs="Courier New" w:hint="default"/>
+      </w:rPr>
+    </w:lvl>
+    <w:lvl w:ilvl="2" w:tplc="0C0A0005" w:tentative="1">
+      <w:start w:val="1"/>
+      <w:numFmt w:val="bullet"/>
+      <w:lvlText w:val=""/>
+      <w:lvlJc w:val="left"/>
+      <w:pPr>
+        <w:ind w:left="2160" w:hanging="360"/>
+      </w:pPr>
+      <w:rPr>
+        <w:rFonts w:ascii="Wingdings" w:hAnsi="Wingdings" w:hint="default"/>
+      </w:rPr>
+    </w:lvl>
+    <w:lvl w:ilvl="3" w:tplc="0C0A0001" w:tentative="1">
+      <w:start w:val="1"/>
+      <w:numFmt w:val="bullet"/>
+      <w:lvlText w:val=""/>
+      <w:lvlJc w:val="left"/>
+      <w:pPr>
+        <w:ind w:left="2880" w:hanging="360"/>
+      </w:pPr>
+      <w:rPr>
+        <w:rFonts w:ascii="Symbol" w:hAnsi="Symbol" w:hint="default"/>
+      </w:rPr>
+    </w:lvl>
+    <w:lvl w:ilvl="4" w:tplc="0C0A0003" w:tentative="1">
+      <w:start w:val="1"/>
+      <w:numFmt w:val="bullet"/>
+      <w:lvlText w:val="o"/>
+      <w:lvlJc w:val="left"/>
+      <w:pPr>
+        <w:ind w:left="3600" w:hanging="360"/>
+      </w:pPr>
+      <w:rPr>
+        <w:rFonts w:ascii="Courier New" w:hAnsi="Courier New" w:cs="Courier New" w:hint="default"/>
+      </w:rPr>
+    </w:lvl>
+    <w:lvl w:ilvl="5" w:tplc="0C0A0005" w:tentative="1">
+      <w:start w:val="1"/>
+      <w:numFmt w:val="bullet"/>
+      <w:lvlText w:val=""/>
+      <w:lvlJc w:val="left"/>
+      <w:pPr>
+        <w:ind w:left="4320" w:hanging="360"/>
+      </w:pPr>
+      <w:rPr>
+        <w:rFonts w:ascii="Wingdings" w:hAnsi="Wingdings" w:hint="default"/>
+      </w:rPr>
+    </w:lvl>
+    <w:lvl w:ilvl="6" w:tplc="0C0A0001" w:tentative="1">
+      <w:start w:val="1"/>
+      <w:numFmt w:val="bullet"/>
+      <w:lvlText w:val=""/>
+      <w:lvlJc w:val="left"/>
+      <w:pPr>
+        <w:ind w:left="5040" w:hanging="360"/>
+      </w:pPr>
+      <w:rPr>
+        <w:rFonts w:ascii="Symbol" w:hAnsi="Symbol" w:hint="default"/>
+      </w:rPr>
+    </w:lvl>
+    <w:lvl w:ilvl="7" w:tplc="0C0A0003" w:tentative="1">
+      <w:start w:val="1"/>
+      <w:numFmt w:val="bullet"/>
+      <w:lvlText w:val="o"/>
+      <w:lvlJc w:val="left"/>
+      <w:pPr>
+        <w:ind w:left="5760" w:hanging="360"/>
+      </w:pPr>
+      <w:rPr>
+        <w:rFonts w:ascii="Courier New" w:hAnsi="Courier New" w:cs="Courier New" w:hint="default"/>
+      </w:rPr>
+    </w:lvl>
+    <w:lvl w:ilvl="8" w:tplc="0C0A0005" w:tentative="1">
+      <w:start w:val="1"/>
+      <w:numFmt w:val="bullet"/>
+      <w:lvlText w:val=""/>
+      <w:lvlJc w:val="left"/>
+      <w:pPr>
+        <w:ind w:left="6480" w:hanging="360"/>
+      </w:pPr>
+      <w:rPr>
+        <w:rFonts w:ascii="Wingdings" w:hAnsi="Wingdings" w:hint="default"/>
+      </w:rPr>
+    </w:lvl>
+  </w:abstractNum>
+  <w:abstractNum w:abstractNumId="3" w15:restartNumberingAfterBreak="0">
     <w:nsid w:val="1FAF31EC"/>
     <w:multiLevelType w:val="hybridMultilevel"/>
     <w:tmpl w:val="DBA26094"/>
@@ -2826,7 +2976,120 @@
       </w:rPr>
     </w:lvl>
   </w:abstractNum>
-  <w:abstractNum w:abstractNumId="3" w15:restartNumberingAfterBreak="0">
+  <w:abstractNum w:abstractNumId="4" w15:restartNumberingAfterBreak="0">
+    <w:nsid w:val="33B01F56"/>
+    <w:multiLevelType w:val="hybridMultilevel"/>
+    <w:tmpl w:val="CCF67F02"/>
+    <w:lvl w:ilvl="0" w:tplc="0C0A0001">
+      <w:start w:val="1"/>
+      <w:numFmt w:val="bullet"/>
+      <w:lvlText w:val=""/>
+      <w:lvlJc w:val="left"/>
+      <w:pPr>
+        <w:ind w:left="720" w:hanging="360"/>
+      </w:pPr>
+      <w:rPr>
+        <w:rFonts w:ascii="Symbol" w:hAnsi="Symbol" w:hint="default"/>
+      </w:rPr>
+    </w:lvl>
+    <w:lvl w:ilvl="1" w:tplc="0C0A0003" w:tentative="1">
+      <w:start w:val="1"/>
+      <w:numFmt w:val="bullet"/>
+      <w:lvlText w:val="o"/>
+      <w:lvlJc w:val="left"/>
+      <w:pPr>
+        <w:ind w:left="1440" w:hanging="360"/>
+      </w:pPr>
+      <w:rPr>
+        <w:rFonts w:ascii="Courier New" w:hAnsi="Courier New" w:cs="Courier New" w:hint="default"/>
+      </w:rPr>
+    </w:lvl>
+    <w:lvl w:ilvl="2" w:tplc="0C0A0005" w:tentative="1">
+      <w:start w:val="1"/>
+      <w:numFmt w:val="bullet"/>
+      <w:lvlText w:val=""/>
+      <w:lvlJc w:val="left"/>
+      <w:pPr>
+        <w:ind w:left="2160" w:hanging="360"/>
+      </w:pPr>
+      <w:rPr>
+        <w:rFonts w:ascii="Wingdings" w:hAnsi="Wingdings" w:hint="default"/>
+      </w:rPr>
+    </w:lvl>
+    <w:lvl w:ilvl="3" w:tplc="0C0A0001" w:tentative="1">
+      <w:start w:val="1"/>
+      <w:numFmt w:val="bullet"/>
+      <w:lvlText w:val=""/>
+      <w:lvlJc w:val="left"/>
+      <w:pPr>
+        <w:ind w:left="2880" w:hanging="360"/>
+      </w:pPr>
+      <w:rPr>
+        <w:rFonts w:ascii="Symbol" w:hAnsi="Symbol" w:hint="default"/>
+      </w:rPr>
+    </w:lvl>
+    <w:lvl w:ilvl="4" w:tplc="0C0A0003" w:tentative="1">
+      <w:start w:val="1"/>
+      <w:numFmt w:val="bullet"/>
+      <w:lvlText w:val="o"/>
+      <w:lvlJc w:val="left"/>
+      <w:pPr>
+        <w:ind w:left="3600" w:hanging="360"/>
+      </w:pPr>
+      <w:rPr>
+        <w:rFonts w:ascii="Courier New" w:hAnsi="Courier New" w:cs="Courier New" w:hint="default"/>
+      </w:rPr>
+    </w:lvl>
+    <w:lvl w:ilvl="5" w:tplc="0C0A0005" w:tentative="1">
+      <w:start w:val="1"/>
+      <w:numFmt w:val="bullet"/>
+      <w:lvlText w:val=""/>
+      <w:lvlJc w:val="left"/>
+      <w:pPr>
+        <w:ind w:left="4320" w:hanging="360"/>
+      </w:pPr>
+      <w:rPr>
+        <w:rFonts w:ascii="Wingdings" w:hAnsi="Wingdings" w:hint="default"/>
+      </w:rPr>
+    </w:lvl>
+    <w:lvl w:ilvl="6" w:tplc="0C0A0001" w:tentative="1">
+      <w:start w:val="1"/>
+      <w:numFmt w:val="bullet"/>
+      <w:lvlText w:val=""/>
+      <w:lvlJc w:val="left"/>
+      <w:pPr>
+        <w:ind w:left="5040" w:hanging="360"/>
+      </w:pPr>
+      <w:rPr>
+        <w:rFonts w:ascii="Symbol" w:hAnsi="Symbol" w:hint="default"/>
+      </w:rPr>
+    </w:lvl>
+    <w:lvl w:ilvl="7" w:tplc="0C0A0003" w:tentative="1">
+      <w:start w:val="1"/>
+      <w:numFmt w:val="bullet"/>
+      <w:lvlText w:val="o"/>
+      <w:lvlJc w:val="left"/>
+      <w:pPr>
+        <w:ind w:left="5760" w:hanging="360"/>
+      </w:pPr>
+      <w:rPr>
+        <w:rFonts w:ascii="Courier New" w:hAnsi="Courier New" w:cs="Courier New" w:hint="default"/>
+      </w:rPr>
+    </w:lvl>
+    <w:lvl w:ilvl="8" w:tplc="0C0A0005" w:tentative="1">
+      <w:start w:val="1"/>
+      <w:numFmt w:val="bullet"/>
+      <w:lvlText w:val=""/>
+      <w:lvlJc w:val="left"/>
+      <w:pPr>
+        <w:ind w:left="6480" w:hanging="360"/>
+      </w:pPr>
+      <w:rPr>
+        <w:rFonts w:ascii="Wingdings" w:hAnsi="Wingdings" w:hint="default"/>
+      </w:rPr>
+    </w:lvl>
+  </w:abstractNum>
+  <w:abstractNum w:abstractNumId="5" w15:restartNumberingAfterBreak="0">
     <w:nsid w:val="33DD542A"/>
     <w:multiLevelType w:val="hybridMultilevel"/>
     <w:tmpl w:val="8384C78E"/>
@@ -2938,7 +3201,345 @@
       </w:rPr>
     </w:lvl>
   </w:abstractNum>
-  <w:abstractNum w:abstractNumId="4" w15:restartNumberingAfterBreak="0">
+  <w:abstractNum w:abstractNumId="6" w15:restartNumberingAfterBreak="0">
+    <w:nsid w:val="3DFC2D8F"/>
+    <w:multiLevelType w:val="hybridMultilevel"/>
+    <w:tmpl w:val="FAC039EC"/>
+    <w:lvl w:ilvl="0" w:tplc="0C0A0001">
+      <w:start w:val="1"/>
+      <w:numFmt w:val="bullet"/>
+      <w:lvlText w:val=""/>
+      <w:lvlJc w:val="left"/>
+      <w:pPr>
+        <w:ind w:left="360" w:hanging="360"/>
+      </w:pPr>
+      <w:rPr>
+        <w:rFonts w:ascii="Symbol" w:hAnsi="Symbol" w:hint="default"/>
+      </w:rPr>
+    </w:lvl>
+    <w:lvl w:ilvl="1" w:tplc="0C0A0003" w:tentative="1">
+      <w:start w:val="1"/>
+      <w:numFmt w:val="bullet"/>
+      <w:lvlText w:val="o"/>
+      <w:lvlJc w:val="left"/>
+      <w:pPr>
+        <w:ind w:left="1080" w:hanging="360"/>
+      </w:pPr>
+      <w:rPr>
+        <w:rFonts w:ascii="Courier New" w:hAnsi="Courier New" w:cs="Courier New" w:hint="default"/>
+      </w:rPr>
+    </w:lvl>
+    <w:lvl w:ilvl="2" w:tplc="0C0A0005" w:tentative="1">
+      <w:start w:val="1"/>
+      <w:numFmt w:val="bullet"/>
+      <w:lvlText w:val=""/>
+      <w:lvlJc w:val="left"/>
+      <w:pPr>
+        <w:ind w:left="1800" w:hanging="360"/>
+      </w:pPr>
+      <w:rPr>
+        <w:rFonts w:ascii="Wingdings" w:hAnsi="Wingdings" w:hint="default"/>
+      </w:rPr>
+    </w:lvl>
+    <w:lvl w:ilvl="3" w:tplc="0C0A0001" w:tentative="1">
+      <w:start w:val="1"/>
+      <w:numFmt w:val="bullet"/>
+      <w:lvlText w:val=""/>
+      <w:lvlJc w:val="left"/>
+      <w:pPr>
+        <w:ind w:left="2520" w:hanging="360"/>
+      </w:pPr>
+      <w:rPr>
+        <w:rFonts w:ascii="Symbol" w:hAnsi="Symbol" w:hint="default"/>
+      </w:rPr>
+    </w:lvl>
+    <w:lvl w:ilvl="4" w:tplc="0C0A0003" w:tentative="1">
+      <w:start w:val="1"/>
+      <w:numFmt w:val="bullet"/>
+      <w:lvlText w:val="o"/>
+      <w:lvlJc w:val="left"/>
+      <w:pPr>
+        <w:ind w:left="3240" w:hanging="360"/>
+      </w:pPr>
+      <w:rPr>
+        <w:rFonts w:ascii="Courier New" w:hAnsi="Courier New" w:cs="Courier New" w:hint="default"/>
+      </w:rPr>
+    </w:lvl>
+    <w:lvl w:ilvl="5" w:tplc="0C0A0005" w:tentative="1">
+      <w:start w:val="1"/>
+      <w:numFmt w:val="bullet"/>
+      <w:lvlText w:val=""/>
+      <w:lvlJc w:val="left"/>
+      <w:pPr>
+        <w:ind w:left="3960" w:hanging="360"/>
+      </w:pPr>
+      <w:rPr>
+        <w:rFonts w:ascii="Wingdings" w:hAnsi="Wingdings" w:hint="default"/>
+      </w:rPr>
+    </w:lvl>
+    <w:lvl w:ilvl="6" w:tplc="0C0A0001" w:tentative="1">
+      <w:start w:val="1"/>
+      <w:numFmt w:val="bullet"/>
+      <w:lvlText w:val=""/>
+      <w:lvlJc w:val="left"/>
+      <w:pPr>
+        <w:ind w:left="4680" w:hanging="360"/>
+      </w:pPr>
+      <w:rPr>
+        <w:rFonts w:ascii="Symbol" w:hAnsi="Symbol" w:hint="default"/>
+      </w:rPr>
+    </w:lvl>
+    <w:lvl w:ilvl="7" w:tplc="0C0A0003" w:tentative="1">
+      <w:start w:val="1"/>
+      <w:numFmt w:val="bullet"/>
+      <w:lvlText w:val="o"/>
+      <w:lvlJc w:val="left"/>
+      <w:pPr>
+        <w:ind w:left="5400" w:hanging="360"/>
+      </w:pPr>
+      <w:rPr>
+        <w:rFonts w:ascii="Courier New" w:hAnsi="Courier New" w:cs="Courier New" w:hint="default"/>
+      </w:rPr>
+    </w:lvl>
+    <w:lvl w:ilvl="8" w:tplc="0C0A0005" w:tentative="1">
+      <w:start w:val="1"/>
+      <w:numFmt w:val="bullet"/>
+      <w:lvlText w:val=""/>
+      <w:lvlJc w:val="left"/>
+      <w:pPr>
+        <w:ind w:left="6120" w:hanging="360"/>
+      </w:pPr>
+      <w:rPr>
+        <w:rFonts w:ascii="Wingdings" w:hAnsi="Wingdings" w:hint="default"/>
+      </w:rPr>
+    </w:lvl>
+  </w:abstractNum>
+  <w:abstractNum w:abstractNumId="7" w15:restartNumberingAfterBreak="0">
+    <w:nsid w:val="48D025AE"/>
+    <w:multiLevelType w:val="hybridMultilevel"/>
+    <w:tmpl w:val="9ED8615E"/>
+    <w:lvl w:ilvl="0" w:tplc="73702818">
+      <w:numFmt w:val="bullet"/>
+      <w:lvlText w:val="-"/>
+      <w:lvlJc w:val="left"/>
+      <w:pPr>
+        <w:ind w:left="360" w:hanging="360"/>
+      </w:pPr>
+      <w:rPr>
+        <w:rFonts w:ascii="Calibri" w:eastAsiaTheme="minorHAnsi" w:hAnsi="Calibri" w:cs="Calibri" w:hint="default"/>
+      </w:rPr>
+    </w:lvl>
+    <w:lvl w:ilvl="1" w:tplc="0C0A0003" w:tentative="1">
+      <w:start w:val="1"/>
+      <w:numFmt w:val="bullet"/>
+      <w:lvlText w:val="o"/>
+      <w:lvlJc w:val="left"/>
+      <w:pPr>
+        <w:ind w:left="1080" w:hanging="360"/>
+      </w:pPr>
+      <w:rPr>
+        <w:rFonts w:ascii="Courier New" w:hAnsi="Courier New" w:cs="Courier New" w:hint="default"/>
+      </w:rPr>
+    </w:lvl>
+    <w:lvl w:ilvl="2" w:tplc="0C0A0005" w:tentative="1">
+      <w:start w:val="1"/>
+      <w:numFmt w:val="bullet"/>
+      <w:lvlText w:val=""/>
+      <w:lvlJc w:val="left"/>
+      <w:pPr>
+        <w:ind w:left="1800" w:hanging="360"/>
+      </w:pPr>
+      <w:rPr>
+        <w:rFonts w:ascii="Wingdings" w:hAnsi="Wingdings" w:hint="default"/>
+      </w:rPr>
+    </w:lvl>
+    <w:lvl w:ilvl="3" w:tplc="0C0A0001" w:tentative="1">
+      <w:start w:val="1"/>
+      <w:numFmt w:val="bullet"/>
+      <w:lvlText w:val=""/>
+      <w:lvlJc w:val="left"/>
+      <w:pPr>
+        <w:ind w:left="2520" w:hanging="360"/>
+      </w:pPr>
+      <w:rPr>
+        <w:rFonts w:ascii="Symbol" w:hAnsi="Symbol" w:hint="default"/>
+      </w:rPr>
+    </w:lvl>
+    <w:lvl w:ilvl="4" w:tplc="0C0A0003" w:tentative="1">
+      <w:start w:val="1"/>
+      <w:numFmt w:val="bullet"/>
+      <w:lvlText w:val="o"/>
+      <w:lvlJc w:val="left"/>
+      <w:pPr>
+        <w:ind w:left="3240" w:hanging="360"/>
+      </w:pPr>
+      <w:rPr>
+        <w:rFonts w:ascii="Courier New" w:hAnsi="Courier New" w:cs="Courier New" w:hint="default"/>
+      </w:rPr>
+    </w:lvl>
+    <w:lvl w:ilvl="5" w:tplc="0C0A0005" w:tentative="1">
+      <w:start w:val="1"/>
+      <w:numFmt w:val="bullet"/>
+      <w:lvlText w:val=""/>
+      <w:lvlJc w:val="left"/>
+      <w:pPr>
+        <w:ind w:left="3960" w:hanging="360"/>
+      </w:pPr>
+      <w:rPr>
+        <w:rFonts w:ascii="Wingdings" w:hAnsi="Wingdings" w:hint="default"/>
+      </w:rPr>
+    </w:lvl>
+    <w:lvl w:ilvl="6" w:tplc="0C0A0001" w:tentative="1">
+      <w:start w:val="1"/>
+      <w:numFmt w:val="bullet"/>
+      <w:lvlText w:val=""/>
+      <w:lvlJc w:val="left"/>
+      <w:pPr>
+        <w:ind w:left="4680" w:hanging="360"/>
+      </w:pPr>
+      <w:rPr>
+        <w:rFonts w:ascii="Symbol" w:hAnsi="Symbol" w:hint="default"/>
+      </w:rPr>
+    </w:lvl>
+    <w:lvl w:ilvl="7" w:tplc="0C0A0003" w:tentative="1">
+      <w:start w:val="1"/>
+      <w:numFmt w:val="bullet"/>
+      <w:lvlText w:val="o"/>
+      <w:lvlJc w:val="left"/>
+      <w:pPr>
+        <w:ind w:left="5400" w:hanging="360"/>
+      </w:pPr>
+      <w:rPr>
+        <w:rFonts w:ascii="Courier New" w:hAnsi="Courier New" w:cs="Courier New" w:hint="default"/>
+      </w:rPr>
+    </w:lvl>
+    <w:lvl w:ilvl="8" w:tplc="0C0A0005" w:tentative="1">
+      <w:start w:val="1"/>
+      <w:numFmt w:val="bullet"/>
+      <w:lvlText w:val=""/>
+      <w:lvlJc w:val="left"/>
+      <w:pPr>
+        <w:ind w:left="6120" w:hanging="360"/>
+      </w:pPr>
+      <w:rPr>
+        <w:rFonts w:ascii="Wingdings" w:hAnsi="Wingdings" w:hint="default"/>
+      </w:rPr>
+    </w:lvl>
+  </w:abstractNum>
+  <w:abstractNum w:abstractNumId="8" w15:restartNumberingAfterBreak="0">
+    <w:nsid w:val="4A1D7DCC"/>
+    <w:multiLevelType w:val="hybridMultilevel"/>
+    <w:tmpl w:val="B8C60B28"/>
+    <w:lvl w:ilvl="0" w:tplc="0C0A0001">
+      <w:start w:val="1"/>
+      <w:numFmt w:val="bullet"/>
+      <w:lvlText w:val=""/>
+      <w:lvlJc w:val="left"/>
+      <w:pPr>
+        <w:ind w:left="360" w:hanging="360"/>
+      </w:pPr>
+      <w:rPr>
+        <w:rFonts w:ascii="Symbol" w:hAnsi="Symbol" w:hint="default"/>
+      </w:rPr>
+    </w:lvl>
+    <w:lvl w:ilvl="1" w:tplc="0C0A0003" w:tentative="1">
+      <w:start w:val="1"/>
+      <w:numFmt w:val="bullet"/>
+      <w:lvlText w:val="o"/>
+      <w:lvlJc w:val="left"/>
+      <w:pPr>
+        <w:ind w:left="1080" w:hanging="360"/>
+      </w:pPr>
+      <w:rPr>
+        <w:rFonts w:ascii="Courier New" w:hAnsi="Courier New" w:cs="Courier New" w:hint="default"/>
+      </w:rPr>
+    </w:lvl>
+    <w:lvl w:ilvl="2" w:tplc="0C0A0005" w:tentative="1">
+      <w:start w:val="1"/>
+      <w:numFmt w:val="bullet"/>
+      <w:lvlText w:val=""/>
+      <w:lvlJc w:val="left"/>
+      <w:pPr>
+        <w:ind w:left="1800" w:hanging="360"/>
+      </w:pPr>
+      <w:rPr>
+        <w:rFonts w:ascii="Wingdings" w:hAnsi="Wingdings" w:hint="default"/>
+      </w:rPr>
+    </w:lvl>
+    <w:lvl w:ilvl="3" w:tplc="0C0A0001" w:tentative="1">
+      <w:start w:val="1"/>
+      <w:numFmt w:val="bullet"/>
+      <w:lvlText w:val=""/>
+      <w:lvlJc w:val="left"/>
+      <w:pPr>
+        <w:ind w:left="2520" w:hanging="360"/>
+      </w:pPr>
+      <w:rPr>
+        <w:rFonts w:ascii="Symbol" w:hAnsi="Symbol" w:hint="default"/>
+      </w:rPr>
+    </w:lvl>
+    <w:lvl w:ilvl="4" w:tplc="0C0A0003" w:tentative="1">
+      <w:start w:val="1"/>
+      <w:numFmt w:val="bullet"/>
+      <w:lvlText w:val="o"/>
+      <w:lvlJc w:val="left"/>
+      <w:pPr>
+        <w:ind w:left="3240" w:hanging="360"/>
+      </w:pPr>
+      <w:rPr>
+        <w:rFonts w:ascii="Courier New" w:hAnsi="Courier New" w:cs="Courier New" w:hint="default"/>
+      </w:rPr>
+    </w:lvl>
+    <w:lvl w:ilvl="5" w:tplc="0C0A0005" w:tentative="1">
+      <w:start w:val="1"/>
+      <w:numFmt w:val="bullet"/>
+      <w:lvlText w:val=""/>
+      <w:lvlJc w:val="left"/>
+      <w:pPr>
+        <w:ind w:left="3960" w:hanging="360"/>
+      </w:pPr>
+      <w:rPr>
+        <w:rFonts w:ascii="Wingdings" w:hAnsi="Wingdings" w:hint="default"/>
+      </w:rPr>
+    </w:lvl>
+    <w:lvl w:ilvl="6" w:tplc="0C0A0001" w:tentative="1">
+      <w:start w:val="1"/>
+      <w:numFmt w:val="bullet"/>
+      <w:lvlText w:val=""/>
+      <w:lvlJc w:val="left"/>
+      <w:pPr>
+        <w:ind w:left="4680" w:hanging="360"/>
+      </w:pPr>
+      <w:rPr>
+        <w:rFonts w:ascii="Symbol" w:hAnsi="Symbol" w:hint="default"/>
+      </w:rPr>
+    </w:lvl>
+    <w:lvl w:ilvl="7" w:tplc="0C0A0003" w:tentative="1">
+      <w:start w:val="1"/>
+      <w:numFmt w:val="bullet"/>
+      <w:lvlText w:val="o"/>
+      <w:lvlJc w:val="left"/>
+      <w:pPr>
+        <w:ind w:left="5400" w:hanging="360"/>
+      </w:pPr>
+      <w:rPr>
+        <w:rFonts w:ascii="Courier New" w:hAnsi="Courier New" w:cs="Courier New" w:hint="default"/>
+      </w:rPr>
+    </w:lvl>
+    <w:lvl w:ilvl="8" w:tplc="0C0A0005" w:tentative="1">
+      <w:start w:val="1"/>
+      <w:numFmt w:val="bullet"/>
+      <w:lvlText w:val=""/>
+      <w:lvlJc w:val="left"/>
+      <w:pPr>
+        <w:ind w:left="6120" w:hanging="360"/>
+      </w:pPr>
+      <w:rPr>
+        <w:rFonts w:ascii="Wingdings" w:hAnsi="Wingdings" w:hint="default"/>
+      </w:rPr>
+    </w:lvl>
+  </w:abstractNum>
+  <w:abstractNum w:abstractNumId="9" w15:restartNumberingAfterBreak="0">
     <w:nsid w:val="501927A0"/>
     <w:multiLevelType w:val="hybridMultilevel"/>
     <w:tmpl w:val="CE60E8FE"/>
@@ -3050,7 +3651,120 @@
       </w:rPr>
     </w:lvl>
   </w:abstractNum>
-  <w:abstractNum w:abstractNumId="5" w15:restartNumberingAfterBreak="0">
+  <w:abstractNum w:abstractNumId="10" w15:restartNumberingAfterBreak="0">
+    <w:nsid w:val="611D7329"/>
+    <w:multiLevelType w:val="hybridMultilevel"/>
+    <w:tmpl w:val="7CCC1F60"/>
+    <w:lvl w:ilvl="0" w:tplc="0C0A0001">
+      <w:start w:val="1"/>
+      <w:numFmt w:val="bullet"/>
+      <w:lvlText w:val=""/>
+      <w:lvlJc w:val="left"/>
+      <w:pPr>
+        <w:ind w:left="1080" w:hanging="360"/>
+      </w:pPr>
+      <w:rPr>
+        <w:rFonts w:ascii="Symbol" w:hAnsi="Symbol" w:hint="default"/>
+      </w:rPr>
+    </w:lvl>
+    <w:lvl w:ilvl="1" w:tplc="0C0A0003" w:tentative="1">
+      <w:start w:val="1"/>
+      <w:numFmt w:val="bullet"/>
+      <w:lvlText w:val="o"/>
+      <w:lvlJc w:val="left"/>
+      <w:pPr>
+        <w:ind w:left="1800" w:hanging="360"/>
+      </w:pPr>
+      <w:rPr>
+        <w:rFonts w:ascii="Courier New" w:hAnsi="Courier New" w:cs="Courier New" w:hint="default"/>
+      </w:rPr>
+    </w:lvl>
+    <w:lvl w:ilvl="2" w:tplc="0C0A0005" w:tentative="1">
+      <w:start w:val="1"/>
+      <w:numFmt w:val="bullet"/>
+      <w:lvlText w:val=""/>
+      <w:lvlJc w:val="left"/>
+      <w:pPr>
+        <w:ind w:left="2520" w:hanging="360"/>
+      </w:pPr>
+      <w:rPr>
+        <w:rFonts w:ascii="Wingdings" w:hAnsi="Wingdings" w:hint="default"/>
+      </w:rPr>
+    </w:lvl>
+    <w:lvl w:ilvl="3" w:tplc="0C0A0001" w:tentative="1">
+      <w:start w:val="1"/>
+      <w:numFmt w:val="bullet"/>
+      <w:lvlText w:val=""/>
+      <w:lvlJc w:val="left"/>
+      <w:pPr>
+        <w:ind w:left="3240" w:hanging="360"/>
+      </w:pPr>
+      <w:rPr>
+        <w:rFonts w:ascii="Symbol" w:hAnsi="Symbol" w:hint="default"/>
+      </w:rPr>
+    </w:lvl>
+    <w:lvl w:ilvl="4" w:tplc="0C0A0003" w:tentative="1">
+      <w:start w:val="1"/>
+      <w:numFmt w:val="bullet"/>
+      <w:lvlText w:val="o"/>
+      <w:lvlJc w:val="left"/>
+      <w:pPr>
+        <w:ind w:left="3960" w:hanging="360"/>
+      </w:pPr>
+      <w:rPr>
+        <w:rFonts w:ascii="Courier New" w:hAnsi="Courier New" w:cs="Courier New" w:hint="default"/>
+      </w:rPr>
+    </w:lvl>
+    <w:lvl w:ilvl="5" w:tplc="0C0A0005" w:tentative="1">
+      <w:start w:val="1"/>
+      <w:numFmt w:val="bullet"/>
+      <w:lvlText w:val=""/>
+      <w:lvlJc w:val="left"/>
+      <w:pPr>
+        <w:ind w:left="4680" w:hanging="360"/>
+      </w:pPr>
+      <w:rPr>
+        <w:rFonts w:ascii="Wingdings" w:hAnsi="Wingdings" w:hint="default"/>
+      </w:rPr>
+    </w:lvl>
+    <w:lvl w:ilvl="6" w:tplc="0C0A0001" w:tentative="1">
+      <w:start w:val="1"/>
+      <w:numFmt w:val="bullet"/>
+      <w:lvlText w:val=""/>
+      <w:lvlJc w:val="left"/>
+      <w:pPr>
+        <w:ind w:left="5400" w:hanging="360"/>
+      </w:pPr>
+      <w:rPr>
+        <w:rFonts w:ascii="Symbol" w:hAnsi="Symbol" w:hint="default"/>
+      </w:rPr>
+    </w:lvl>
+    <w:lvl w:ilvl="7" w:tplc="0C0A0003" w:tentative="1">
+      <w:start w:val="1"/>
+      <w:numFmt w:val="bullet"/>
+      <w:lvlText w:val="o"/>
+      <w:lvlJc w:val="left"/>
+      <w:pPr>
+        <w:ind w:left="6120" w:hanging="360"/>
+      </w:pPr>
+      <w:rPr>
+        <w:rFonts w:ascii="Courier New" w:hAnsi="Courier New" w:cs="Courier New" w:hint="default"/>
+      </w:rPr>
+    </w:lvl>
+    <w:lvl w:ilvl="8" w:tplc="0C0A0005" w:tentative="1">
+      <w:start w:val="1"/>
+      <w:numFmt w:val="bullet"/>
+      <w:lvlText w:val=""/>
+      <w:lvlJc w:val="left"/>
+      <w:pPr>
+        <w:ind w:left="6840" w:hanging="360"/>
+      </w:pPr>
+      <w:rPr>
+        <w:rFonts w:ascii="Wingdings" w:hAnsi="Wingdings" w:hint="default"/>
+      </w:rPr>
+    </w:lvl>
+  </w:abstractNum>
+  <w:abstractNum w:abstractNumId="11" w15:restartNumberingAfterBreak="0">
     <w:nsid w:val="75621454"/>
     <w:multiLevelType w:val="hybridMultilevel"/>
     <w:tmpl w:val="2364F93A"/>
@@ -3163,13 +3877,13 @@
     </w:lvl>
   </w:abstractNum>
   <w:num w:numId="1">
-    <w:abstractNumId w:val="2"/>
+    <w:abstractNumId w:val="3"/>
   </w:num>
   <w:num w:numId="2">
-    <w:abstractNumId w:val="3"/>
+    <w:abstractNumId w:val="5"/>
   </w:num>
   <w:num w:numId="3">
-    <w:abstractNumId w:val="4"/>
+    <w:abstractNumId w:val="9"/>
   </w:num>
   <w:num w:numId="4">
     <w:abstractNumId w:val="0"/>
@@ -3178,7 +3892,25 @@
     <w:abstractNumId w:val="1"/>
   </w:num>
   <w:num w:numId="6">
-    <w:abstractNumId w:val="5"/>
+    <w:abstractNumId w:val="11"/>
+  </w:num>
+  <w:num w:numId="7">
+    <w:abstractNumId w:val="8"/>
+  </w:num>
+  <w:num w:numId="8">
+    <w:abstractNumId w:val="10"/>
+  </w:num>
+  <w:num w:numId="9">
+    <w:abstractNumId w:val="6"/>
+  </w:num>
+  <w:num w:numId="10">
+    <w:abstractNumId w:val="4"/>
+  </w:num>
+  <w:num w:numId="11">
+    <w:abstractNumId w:val="2"/>
+  </w:num>
+  <w:num w:numId="12">
+    <w:abstractNumId w:val="7"/>
   </w:num>
 </w:numbering>
 </file>

--- a/Queries.docx
+++ b/Queries.docx
@@ -1043,7 +1043,6 @@
         <w:t xml:space="preserve"> </w:t>
       </w:r>
       <w:proofErr w:type="spellStart"/>
-      <w:proofErr w:type="gramStart"/>
       <w:r>
         <w:rPr>
           <w:b/>
@@ -1061,21 +1060,135 @@
         <w:rPr>
           <w:b/>
         </w:rPr>
+        <w:t xml:space="preserve">emails to </w:t>
+      </w:r>
+      <w:proofErr w:type="spellStart"/>
+      <w:r>
+        <w:rPr>
+          <w:b/>
+        </w:rPr>
+        <w:t>the</w:t>
+      </w:r>
+      <w:proofErr w:type="spellEnd"/>
+      <w:r>
+        <w:rPr>
+          <w:b/>
+        </w:rPr>
+        <w:t xml:space="preserve"> </w:t>
+      </w:r>
+      <w:proofErr w:type="spellStart"/>
+      <w:r>
+        <w:rPr>
+          <w:b/>
+        </w:rPr>
+        <w:t>format</w:t>
+      </w:r>
+      <w:proofErr w:type="spellEnd"/>
+      <w:r>
+        <w:rPr>
+          <w:b/>
+        </w:rPr>
+        <w:t xml:space="preserve"> </w:t>
+      </w:r>
+      <w:proofErr w:type="spellStart"/>
+      <w:r>
+        <w:rPr>
+          <w:b/>
+        </w:rPr>
+        <w:t>using</w:t>
+      </w:r>
+      <w:proofErr w:type="spellEnd"/>
+      <w:r>
+        <w:rPr>
+          <w:b/>
+        </w:rPr>
+        <w:t xml:space="preserve"> </w:t>
+      </w:r>
+      <w:proofErr w:type="spellStart"/>
+      <w:r>
+        <w:rPr>
+          <w:b/>
+        </w:rPr>
+        <w:t>their</w:t>
+      </w:r>
+      <w:proofErr w:type="spellEnd"/>
+      <w:r>
+        <w:rPr>
+          <w:b/>
+        </w:rPr>
+        <w:t xml:space="preserve"> </w:t>
+      </w:r>
+      <w:proofErr w:type="spellStart"/>
+      <w:r>
+        <w:rPr>
+          <w:b/>
+        </w:rPr>
+        <w:t>name</w:t>
+      </w:r>
+      <w:proofErr w:type="spellEnd"/>
+      <w:r>
+        <w:rPr>
+          <w:b/>
+        </w:rPr>
+        <w:t xml:space="preserve">, </w:t>
+      </w:r>
+      <w:proofErr w:type="spellStart"/>
+      <w:r>
+        <w:rPr>
+          <w:b/>
+        </w:rPr>
+        <w:t>surname</w:t>
+      </w:r>
+      <w:proofErr w:type="spellEnd"/>
+      <w:r>
+        <w:rPr>
+          <w:b/>
+        </w:rPr>
+        <w:t xml:space="preserve"> and </w:t>
+      </w:r>
+      <w:proofErr w:type="spellStart"/>
+      <w:r>
+        <w:rPr>
+          <w:b/>
+        </w:rPr>
+        <w:t>the</w:t>
+      </w:r>
+      <w:proofErr w:type="spellEnd"/>
+      <w:r>
+        <w:rPr>
+          <w:b/>
+        </w:rPr>
+        <w:t xml:space="preserve"> domain</w:t>
+      </w:r>
+      <w:bookmarkStart w:id="0" w:name="_GoBack"/>
+      <w:bookmarkEnd w:id="0"/>
+      <w:r>
+        <w:rPr>
+          <w:b/>
+        </w:rPr>
         <w:t>:</w:t>
       </w:r>
-      <w:proofErr w:type="gramEnd"/>
     </w:p>
     <w:p>
       <w:pPr>
         <w:spacing w:line="240" w:lineRule="auto"/>
         <w:ind w:left="360"/>
-      </w:pPr>
-      <w:proofErr w:type="spellStart"/>
-      <w:r>
-        <w:rPr>
-          <w:sz w:val="20"/>
-        </w:rPr>
-        <w:t>db.profiles.updateMany</w:t>
+        <w:rPr>
+          <w:sz w:val="20"/>
+        </w:rPr>
+      </w:pPr>
+      <w:proofErr w:type="spellStart"/>
+      <w:r>
+        <w:rPr>
+          <w:sz w:val="20"/>
+        </w:rPr>
+        <w:t>db.profil</w:t>
+      </w:r>
+      <w:r>
+        <w:rPr>
+          <w:sz w:val="20"/>
+        </w:rPr>
+        <w:t>es.updateMany</w:t>
       </w:r>
       <w:proofErr w:type="spellEnd"/>
       <w:r>
@@ -1117,12 +1230,7 @@
           <w:sz w:val="20"/>
         </w:rPr>
         <w:br/>
-      </w:r>
-      <w:r>
-        <w:rPr>
-          <w:sz w:val="20"/>
-        </w:rPr>
-        <w:t xml:space="preserve">{$set: {email: </w:t>
+        <w:t xml:space="preserve">[{$set: {email: </w:t>
       </w:r>
       <w:r>
         <w:rPr>
@@ -1176,7 +1284,7 @@
         <w:rPr>
           <w:sz w:val="20"/>
         </w:rPr>
-        <w:t>", "@sandia-admin.com"]}}})</w:t>
+        <w:t>", "@sandia-admin.com"]}}}])</w:t>
       </w:r>
     </w:p>
     <w:p>
@@ -1946,8 +2054,6 @@
         </w:rPr>
         <w:t>: 2}])</w:t>
       </w:r>
-      <w:bookmarkStart w:id="0" w:name="_GoBack"/>
-      <w:bookmarkEnd w:id="0"/>
     </w:p>
     <w:p>
       <w:pPr>
